--- a/public/templates/MOH questions.docx
+++ b/public/templates/MOH questions.docx
@@ -1,6 +1,6 @@
 
 <file path=word/document.xml><?xml version="1.0" encoding="utf-8"?>
-<w:document xmlns:wpc="http://schemas.microsoft.com/office/word/2010/wordprocessingCanvas" xmlns:cx="http://schemas.microsoft.com/office/drawing/2014/chartex" xmlns:cx1="http://schemas.microsoft.com/office/drawing/2015/9/8/chartex" xmlns:cx2="http://schemas.microsoft.com/office/drawing/2015/10/21/chartex" xmlns:cx3="http://schemas.microsoft.com/office/drawing/2016/5/9/chartex" xmlns:cx4="http://schemas.microsoft.com/office/drawing/2016/5/10/chartex" xmlns:cx5="http://schemas.microsoft.com/office/drawing/2016/5/11/chartex" xmlns:cx6="http://schemas.microsoft.com/office/drawing/2016/5/12/chartex" xmlns:cx7="http://schemas.microsoft.com/office/drawing/2016/5/13/chartex" xmlns:cx8="http://schemas.microsoft.com/office/drawing/2016/5/14/chartex" xmlns:mc="http://schemas.openxmlformats.org/markup-compatibility/2006" xmlns:aink="http://schemas.microsoft.com/office/drawing/2016/ink" xmlns:am3d="http://schemas.microsoft.com/office/drawing/2017/model3d" xmlns:o="urn:schemas-microsoft-com:office:office" xmlns:r="http://schemas.openxmlformats.org/officeDocument/2006/relationships" xmlns:m="http://schemas.openxmlformats.org/officeDocument/2006/math" xmlns:v="urn:schemas-microsoft-com:vml" xmlns:wp14="http://schemas.microsoft.com/office/word/2010/wordprocessingDrawing" xmlns:wp="http://schemas.openxmlformats.org/drawingml/2006/wordprocessingDrawing" xmlns:w10="urn:schemas-microsoft-com:office:word" xmlns:w="http://schemas.openxmlformats.org/wordprocessingml/2006/main" xmlns:w14="http://schemas.microsoft.com/office/word/2010/wordml" xmlns:w15="http://schemas.microsoft.com/office/word/2012/wordml" xmlns:w16cex="http://schemas.microsoft.com/office/word/2018/wordml/cex" xmlns:w16cid="http://schemas.microsoft.com/office/word/2016/wordml/cid" xmlns:w16="http://schemas.microsoft.com/office/word/2018/wordml" xmlns:w16sdtdh="http://schemas.microsoft.com/office/word/2020/wordml/sdtdatahash" xmlns:w16se="http://schemas.microsoft.com/office/word/2015/wordml/symex" xmlns:wpg="http://schemas.microsoft.com/office/word/2010/wordprocessingGroup" xmlns:wpi="http://schemas.microsoft.com/office/word/2010/wordprocessingInk" xmlns:wne="http://schemas.microsoft.com/office/word/2006/wordml" xmlns:wps="http://schemas.microsoft.com/office/word/2010/wordprocessingShape" mc:Ignorable="w14 w15 w16se w16cid w16 w16cex w16sdtdh wp14">
+<w:document xmlns:wpc="http://schemas.microsoft.com/office/word/2010/wordprocessingCanvas" xmlns:cx="http://schemas.microsoft.com/office/drawing/2014/chartex" xmlns:cx1="http://schemas.microsoft.com/office/drawing/2015/9/8/chartex" xmlns:cx2="http://schemas.microsoft.com/office/drawing/2015/10/21/chartex" xmlns:cx3="http://schemas.microsoft.com/office/drawing/2016/5/9/chartex" xmlns:cx4="http://schemas.microsoft.com/office/drawing/2016/5/10/chartex" xmlns:cx5="http://schemas.microsoft.com/office/drawing/2016/5/11/chartex" xmlns:cx6="http://schemas.microsoft.com/office/drawing/2016/5/12/chartex" xmlns:cx7="http://schemas.microsoft.com/office/drawing/2016/5/13/chartex" xmlns:cx8="http://schemas.microsoft.com/office/drawing/2016/5/14/chartex" xmlns:mc="http://schemas.openxmlformats.org/markup-compatibility/2006" xmlns:aink="http://schemas.microsoft.com/office/drawing/2016/ink" xmlns:am3d="http://schemas.microsoft.com/office/drawing/2017/model3d" xmlns:o="urn:schemas-microsoft-com:office:office" xmlns:oel="http://schemas.microsoft.com/office/2019/extlst" xmlns:r="http://schemas.openxmlformats.org/officeDocument/2006/relationships" xmlns:m="http://schemas.openxmlformats.org/officeDocument/2006/math" xmlns:v="urn:schemas-microsoft-com:vml" xmlns:wp14="http://schemas.microsoft.com/office/word/2010/wordprocessingDrawing" xmlns:wp="http://schemas.openxmlformats.org/drawingml/2006/wordprocessingDrawing" xmlns:w10="urn:schemas-microsoft-com:office:word" xmlns:w="http://schemas.openxmlformats.org/wordprocessingml/2006/main" xmlns:w14="http://schemas.microsoft.com/office/word/2010/wordml" xmlns:w15="http://schemas.microsoft.com/office/word/2012/wordml" xmlns:w16cex="http://schemas.microsoft.com/office/word/2018/wordml/cex" xmlns:w16cid="http://schemas.microsoft.com/office/word/2016/wordml/cid" xmlns:w16="http://schemas.microsoft.com/office/word/2018/wordml" xmlns:w16du="http://schemas.microsoft.com/office/word/2023/wordml/word16du" xmlns:w16sdtdh="http://schemas.microsoft.com/office/word/2020/wordml/sdtdatahash" xmlns:w16sdtfl="http://schemas.microsoft.com/office/word/2024/wordml/sdtformatlock" xmlns:w16se="http://schemas.microsoft.com/office/word/2015/wordml/symex" xmlns:wpg="http://schemas.microsoft.com/office/word/2010/wordprocessingGroup" xmlns:wpi="http://schemas.microsoft.com/office/word/2010/wordprocessingInk" xmlns:wne="http://schemas.microsoft.com/office/word/2006/wordml" xmlns:wps="http://schemas.microsoft.com/office/word/2010/wordprocessingShape" mc:Ignorable="w14 w15 w16se w16cid w16 w16cex w16sdtdh w16sdtfl w16du wp14">
   <w:body>
     <w:p>
       <w:pPr>
@@ -25,12 +25,12 @@
     </w:p>
     <w:p>
       <w:pPr>
-        <w:pStyle w:val="ListParagraph"/>
+        <w:pStyle w:val="Prrafodelista"/>
       </w:pPr>
     </w:p>
     <w:p>
       <w:pPr>
-        <w:pStyle w:val="ListParagraph"/>
+        <w:pStyle w:val="Prrafodelista"/>
         <w:numPr>
           <w:ilvl w:val="0"/>
           <w:numId w:val="5"/>
@@ -66,14 +66,13 @@
         <w:placeholder>
           <w:docPart w:val="535F8154F8D7478A90E78D4D469C3BA1"/>
         </w:placeholder>
-        <w:showingPlcHdr/>
       </w:sdtPr>
       <w:sdtEndPr/>
       <w:sdtContent>
         <w:permStart w:id="1195771942" w:edGrp="everyone" w:displacedByCustomXml="prev"/>
         <w:p>
           <w:pPr>
-            <w:pStyle w:val="ListParagraph"/>
+            <w:pStyle w:val="Prrafodelista"/>
             <w:jc w:val="both"/>
             <w:rPr>
               <w:b/>
@@ -81,18 +80,98 @@
             </w:rPr>
           </w:pPr>
           <w:r>
-            <w:rPr>
-              <w:rStyle w:val="PlaceholderText"/>
-            </w:rPr>
-            <w:t>Answer the same as shown End User Statement (End-use details (Specific details on purpose for which items would be used)). Example of answer: The plasmid is a synthetic construct containing full Spike gene and it cannot be used to generate full-length infectious virus. It was specially designed for mRNA or protein expression for vaccine development</w:t>
-          </w:r>
+            <w:t xml:space="preserve">Plasmid is used for </w:t>
+          </w:r>
+          <w:sdt>
+            <w:sdtPr>
+              <w:id w:val="2086103659"/>
+              <w:placeholder>
+                <w:docPart w:val="0448785275DB4428AFBBAA04D0F4AF46"/>
+              </w:placeholder>
+              <w:dropDownList>
+                <w:listItem w:value="Choose an item."/>
+                <w:listItem w:displayText="agricultural research" w:value="agricultural research"/>
+                <w:listItem w:displayText="fundamental research on Physical and Chemical Properties (Lab Level)" w:value="fundamental research on Physical and Chemical Properties (Lab Level)"/>
+                <w:listItem w:displayText="signal pathway research" w:value="signal pathway research"/>
+                <w:listItem w:displayText="vaccine development research" w:value="vaccine development research"/>
+                <w:listItem w:displayText="drug development research" w:value="drug development research"/>
+                <w:listItem w:displayText="protein engineering &amp; antibody engineering " w:value="protein engineering &amp; antibody engineering "/>
+                <w:listItem w:displayText="diagnostics research" w:value="diagnostics research"/>
+                <w:listItem w:displayText="infectious diseases research" w:value="infectious diseases research"/>
+                <w:listItem w:displayText="gene and cell therapy research" w:value="gene and cell therapy research"/>
+                <w:listItem w:displayText="structural biology research" w:value="structural biology research"/>
+                <w:listItem w:displayText="oncology research" w:value="oncology research"/>
+                <w:listItem w:displayText="microbiology and immunology research" w:value="microbiology and immunology research"/>
+              </w:dropDownList>
+            </w:sdtPr>
+            <w:sdtEndPr/>
+            <w:sdtContent>
+              <w:r>
+                <w:t xml:space="preserve">protein engineering &amp; antibody engineering </w:t>
+              </w:r>
+            </w:sdtContent>
+          </w:sdt>
+          <w:r>
+            <w:t xml:space="preserve"> via </w:t>
+          </w:r>
+          <w:sdt>
+            <w:sdtPr>
+              <w:id w:val="-380170675"/>
+              <w:placeholder>
+                <w:docPart w:val="2E05953CBFDF4B78B776F99998B6A16A"/>
+              </w:placeholder>
+              <w:dropDownList>
+                <w:listItem w:value="Choose an item."/>
+                <w:listItem w:displayText="protein expression" w:value="protein expression"/>
+                <w:listItem w:displayText="gene expression" w:value="gene expression"/>
+              </w:dropDownList>
+            </w:sdtPr>
+            <w:sdtEndPr/>
+            <w:sdtContent>
+              <w:r>
+                <w:t>protein expression</w:t>
+              </w:r>
+            </w:sdtContent>
+          </w:sdt>
+          <w:r>
+            <w:t xml:space="preserve"> research on gene of interest </w:t>
+          </w:r>
+          <w:r>
+            <w:t>consists</w:t>
+          </w:r>
+          <w:r>
+            <w:t xml:space="preserve"> of</w:t>
+          </w:r>
+          <w:r>
+            <w:t xml:space="preserve"> </w:t>
+          </w:r>
+          <w:sdt>
+            <w:sdtPr>
+              <w:id w:val="1755014682"/>
+              <w:placeholder>
+                <w:docPart w:val="70C53119319542019AE3C6EA09368D78"/>
+              </w:placeholder>
+            </w:sdtPr>
+            <w:sdtEndPr/>
+            <w:sdtContent>
+              <w:r>
+                <w:t xml:space="preserve">engineered, non-pathogenic variants of the </w:t>
+              </w:r>
+              <w:r>
+                <w:t>bank vole</w:t>
+              </w:r>
+              <w:r>
+                <w:t xml:space="preserve"> prion protein (PrP/PRNP), intended for protein expression research to support anti-prion therapeutic development. These DNA constructs enable the controlled expression and evaluation of dominant-negative and conversion-resistant PrP designs, focusing on the characterization of protein localization and functional readouts. The material is used strictly for research purposes to study protein interactions and inhibition mechanisms; it is not intended to generate any infectious agent, is not derived from infectious material, and poses no pathogenic risk.</w:t>
+              </w:r>
+            </w:sdtContent>
+          </w:sdt>
         </w:p>
         <w:permEnd w:id="1195771942" w:displacedByCustomXml="next"/>
       </w:sdtContent>
     </w:sdt>
     <w:p>
       <w:pPr>
-        <w:pStyle w:val="ListParagraph"/>
+        <w:pStyle w:val="Prrafodelista"/>
         <w:jc w:val="both"/>
         <w:rPr>
           <w:lang w:eastAsia="zh-CN"/>
@@ -101,7 +180,7 @@
     </w:p>
     <w:p>
       <w:pPr>
-        <w:pStyle w:val="ListParagraph"/>
+        <w:pStyle w:val="Prrafodelista"/>
         <w:numPr>
           <w:ilvl w:val="0"/>
           <w:numId w:val="5"/>
@@ -133,65 +212,101 @@
         <w:placeholder>
           <w:docPart w:val="9CC9E15B0096482498A7A5B2D716EA23"/>
         </w:placeholder>
-        <w:showingPlcHdr/>
       </w:sdtPr>
       <w:sdtEndPr/>
       <w:sdtContent>
         <w:permStart w:id="834736783" w:edGrp="everyone" w:displacedByCustomXml="prev"/>
         <w:p>
           <w:pPr>
-            <w:pStyle w:val="ListParagraph"/>
+            <w:pStyle w:val="Prrafodelista"/>
             <w:jc w:val="both"/>
           </w:pPr>
           <w:r>
-            <w:rPr>
-              <w:i/>
-              <w:iCs/>
-              <w:color w:val="808080" w:themeColor="background1" w:themeShade="80"/>
-            </w:rPr>
-            <w:t>Example of answer:</w:t>
-          </w:r>
-          <w:r>
-            <w:rPr>
-              <w:color w:val="808080" w:themeColor="background1" w:themeShade="80"/>
-            </w:rPr>
-            <w:t xml:space="preserve"> Full Spike gene (&lt;4000 bp)</w:t>
-          </w:r>
-          <w:r>
-            <w:rPr>
-              <w:rFonts w:asciiTheme="minorEastAsia" w:eastAsiaTheme="minorEastAsia" w:hAnsiTheme="minorEastAsia" w:hint="eastAsia"/>
-              <w:color w:val="808080" w:themeColor="background1" w:themeShade="80"/>
-              <w:lang w:eastAsia="zh-CN"/>
-            </w:rPr>
-            <w:t>,</w:t>
-          </w:r>
-          <w:r>
-            <w:rPr>
-              <w:rFonts w:asciiTheme="minorEastAsia" w:eastAsiaTheme="minorEastAsia" w:hAnsiTheme="minorEastAsia"/>
-              <w:color w:val="808080" w:themeColor="background1" w:themeShade="80"/>
-              <w:lang w:eastAsia="zh-CN"/>
-            </w:rPr>
-            <w:t xml:space="preserve"> </w:t>
-          </w:r>
-          <w:r>
-            <w:rPr>
-              <w:color w:val="808080" w:themeColor="background1" w:themeShade="80"/>
-            </w:rPr>
-            <w:t>roughly % of whole genome.</w:t>
-          </w:r>
+            <w:t>The plasmids involved are standard expression vectors (</w:t>
+          </w:r>
+          <w:proofErr w:type="spellStart"/>
+          <w:r>
+            <w:t>pcDNA</w:t>
+          </w:r>
+          <w:proofErr w:type="spellEnd"/>
+          <w:r>
+            <w:t xml:space="preserve"> 3.1 and </w:t>
+          </w:r>
+          <w:proofErr w:type="spellStart"/>
+          <w:r>
+            <w:t>pOPINE</w:t>
+          </w:r>
+          <w:proofErr w:type="spellEnd"/>
+          <w:r>
+            <w:t xml:space="preserve">) and do not contain any infectious viral genes. The engineered </w:t>
+          </w:r>
+          <w:r>
+            <w:t>bank vole</w:t>
+          </w:r>
+          <w:r>
+            <w:t xml:space="preserve"> PRNP coding sequence (~0.77 kb) is cloned into the multiple cloning site (MCS) using </w:t>
+          </w:r>
+          <w:proofErr w:type="spellStart"/>
+          <w:r>
+            <w:t>EcoRI</w:t>
+          </w:r>
+          <w:proofErr w:type="spellEnd"/>
+          <w:r>
+            <w:t xml:space="preserve"> and </w:t>
+          </w:r>
+          <w:proofErr w:type="spellStart"/>
+          <w:r>
+            <w:t>XbaI</w:t>
+          </w:r>
+          <w:proofErr w:type="spellEnd"/>
+          <w:r>
+            <w:t xml:space="preserve"> (for </w:t>
+          </w:r>
+          <w:proofErr w:type="spellStart"/>
+          <w:r>
+            <w:t>pcDNA</w:t>
+          </w:r>
+          <w:proofErr w:type="spellEnd"/>
+          <w:r>
+            <w:t xml:space="preserve"> 3.1) or optimized sites for </w:t>
+          </w:r>
+          <w:proofErr w:type="spellStart"/>
+          <w:r>
+            <w:t>pOPINE</w:t>
+          </w:r>
+          <w:proofErr w:type="spellEnd"/>
+          <w:r>
+            <w:t xml:space="preserve">. While </w:t>
+          </w:r>
+          <w:proofErr w:type="spellStart"/>
+          <w:r>
+            <w:t>pOPINE</w:t>
+          </w:r>
+          <w:proofErr w:type="spellEnd"/>
+          <w:r>
+            <w:t xml:space="preserve"> contains non-infectious flanking regions for baculovirus recombination (lef2/ORF603 and ORF1629) and a CMV enhancer, it lacks any genes for viral replication. No infectious biological agents are </w:t>
+          </w:r>
+          <w:proofErr w:type="gramStart"/>
+          <w:r>
+            <w:t>involved.</w:t>
+          </w:r>
+          <w:r>
+            <w:t>.</w:t>
+          </w:r>
+          <w:proofErr w:type="gramEnd"/>
         </w:p>
         <w:permEnd w:id="834736783" w:displacedByCustomXml="next"/>
       </w:sdtContent>
     </w:sdt>
     <w:p>
       <w:pPr>
-        <w:pStyle w:val="ListParagraph"/>
+        <w:pStyle w:val="Prrafodelista"/>
         <w:jc w:val="both"/>
       </w:pPr>
     </w:p>
     <w:p>
       <w:pPr>
-        <w:pStyle w:val="ListParagraph"/>
+        <w:pStyle w:val="Prrafodelista"/>
         <w:numPr>
           <w:ilvl w:val="0"/>
           <w:numId w:val="5"/>
@@ -216,29 +331,17 @@
         <w:placeholder>
           <w:docPart w:val="9A052E23368247EB8C2392F852FEC5F5"/>
         </w:placeholder>
-        <w:showingPlcHdr/>
       </w:sdtPr>
       <w:sdtEndPr/>
       <w:sdtContent>
         <w:permStart w:id="2097314767" w:edGrp="everyone" w:displacedByCustomXml="prev"/>
         <w:p>
           <w:pPr>
-            <w:pStyle w:val="ListParagraph"/>
+            <w:pStyle w:val="Prrafodelista"/>
             <w:jc w:val="both"/>
           </w:pPr>
           <w:r>
-            <w:rPr>
-              <w:i/>
-              <w:iCs/>
-              <w:color w:val="808080" w:themeColor="background1" w:themeShade="80"/>
-            </w:rPr>
-            <w:t>Example of answer</w:t>
-          </w:r>
-          <w:r>
-            <w:rPr>
-              <w:color w:val="808080" w:themeColor="background1" w:themeShade="80"/>
-            </w:rPr>
-            <w:t xml:space="preserve">: The genes of interest will be synthetically </w:t>
+            <w:t>Yes. The PRNP/PrP variants are synthetically synthesized (commercial gene synthesis) and are not derived from any native live pathogen or infectious material.</w:t>
           </w:r>
         </w:p>
         <w:permEnd w:id="2097314767" w:displacedByCustomXml="next"/>
@@ -246,7 +349,7 @@
     </w:sdt>
     <w:p>
       <w:pPr>
-        <w:pStyle w:val="ListParagraph"/>
+        <w:pStyle w:val="Prrafodelista"/>
         <w:jc w:val="both"/>
         <w:rPr>
           <w:b/>
@@ -256,7 +359,7 @@
     </w:p>
     <w:p>
       <w:pPr>
-        <w:pStyle w:val="ListParagraph"/>
+        <w:pStyle w:val="Prrafodelista"/>
         <w:numPr>
           <w:ilvl w:val="0"/>
           <w:numId w:val="5"/>
@@ -281,7 +384,6 @@
         <w:placeholder>
           <w:docPart w:val="FF1F905B8D014D9ABDD622216597E90D"/>
         </w:placeholder>
-        <w:showingPlcHdr/>
       </w:sdtPr>
       <w:sdtEndPr>
         <w:rPr>
@@ -293,7 +395,65 @@
         <w:permStart w:id="1156124961" w:edGrp="everyone" w:displacedByCustomXml="prev"/>
         <w:p>
           <w:pPr>
-            <w:pStyle w:val="ListParagraph"/>
+            <w:pStyle w:val="Prrafodelista"/>
+            <w:rPr>
+              <w:lang w:val="en-US"/>
+            </w:rPr>
+          </w:pPr>
+          <w:r>
+            <w:rPr>
+              <w:lang w:val="en-US"/>
+            </w:rPr>
+            <w:t>The system involves two main non-viral vectors:</w:t>
+          </w:r>
+        </w:p>
+        <w:p>
+          <w:pPr>
+            <w:pStyle w:val="Prrafodelista"/>
+            <w:rPr>
+              <w:lang w:val="en-US"/>
+            </w:rPr>
+          </w:pPr>
+          <w:proofErr w:type="spellStart"/>
+          <w:r>
+            <w:rPr>
+              <w:lang w:val="en-US"/>
+            </w:rPr>
+            <w:t>pcDNA</w:t>
+          </w:r>
+          <w:proofErr w:type="spellEnd"/>
+          <w:r>
+            <w:rPr>
+              <w:lang w:val="en-US"/>
+            </w:rPr>
+            <w:t xml:space="preserve"> 3.1: A mammalian expression vector for cellular transfection.</w:t>
+          </w:r>
+        </w:p>
+        <w:p>
+          <w:pPr>
+            <w:pStyle w:val="Prrafodelista"/>
+            <w:rPr>
+              <w:lang w:val="en-US"/>
+            </w:rPr>
+          </w:pPr>
+          <w:proofErr w:type="spellStart"/>
+          <w:r>
+            <w:rPr>
+              <w:lang w:val="en-US"/>
+            </w:rPr>
+            <w:t>pOPINE</w:t>
+          </w:r>
+          <w:proofErr w:type="spellEnd"/>
+          <w:r>
+            <w:rPr>
+              <w:lang w:val="en-US"/>
+            </w:rPr>
+            <w:t xml:space="preserve">: A dual-purpose vector containing a T7 promoter for bacterial expression and a p10 promoter for insect cell studies, including a 6xHis tag for protein purification. </w:t>
+          </w:r>
+        </w:p>
+        <w:p>
+          <w:pPr>
+            <w:pStyle w:val="Prrafodelista"/>
             <w:jc w:val="both"/>
             <w:rPr>
               <w:b/>
@@ -302,31 +462,34 @@
           </w:pPr>
           <w:r>
             <w:rPr>
-              <w:i/>
-              <w:iCs/>
-              <w:color w:val="808080" w:themeColor="background1" w:themeShade="80"/>
+              <w:lang w:val="en-US"/>
             </w:rPr>
-            <w:t>Example of answer</w:t>
-          </w:r>
+            <w:t xml:space="preserve">These vectors are used strictly as molecular tools and cannot generate infectious biological </w:t>
+          </w:r>
+          <w:proofErr w:type="gramStart"/>
           <w:r>
             <w:rPr>
-              <w:color w:val="808080" w:themeColor="background1" w:themeShade="80"/>
+              <w:lang w:val="en-US"/>
             </w:rPr>
-            <w:t>: pcDNA3.1 vector (cannot be used to generate full-length infectious virus)</w:t>
-          </w:r>
+            <w:t>agents.</w:t>
+          </w:r>
+          <w:r>
+            <w:t>.</w:t>
+          </w:r>
+          <w:proofErr w:type="gramEnd"/>
         </w:p>
         <w:permEnd w:id="1156124961" w:displacedByCustomXml="next"/>
       </w:sdtContent>
     </w:sdt>
     <w:p>
       <w:pPr>
-        <w:pStyle w:val="ListParagraph"/>
+        <w:pStyle w:val="Prrafodelista"/>
         <w:jc w:val="both"/>
       </w:pPr>
     </w:p>
     <w:p>
       <w:pPr>
-        <w:pStyle w:val="ListParagraph"/>
+        <w:pStyle w:val="Prrafodelista"/>
         <w:numPr>
           <w:ilvl w:val="0"/>
           <w:numId w:val="5"/>
@@ -365,7 +528,6 @@
         <w:placeholder>
           <w:docPart w:val="5B182AC0E5A447CF844534B2159046E4"/>
         </w:placeholder>
-        <w:showingPlcHdr/>
       </w:sdtPr>
       <w:sdtEndPr>
         <w:rPr>
@@ -377,7 +539,7 @@
         <w:permStart w:id="606888707" w:edGrp="everyone" w:displacedByCustomXml="prev"/>
         <w:p>
           <w:pPr>
-            <w:pStyle w:val="ListParagraph"/>
+            <w:pStyle w:val="Prrafodelista"/>
             <w:jc w:val="both"/>
             <w:rPr>
               <w:b/>
@@ -385,33 +547,29 @@
             </w:rPr>
           </w:pPr>
           <w:r>
-            <w:rPr>
-              <w:i/>
-              <w:iCs/>
-              <w:color w:val="808080" w:themeColor="background1" w:themeShade="80"/>
-            </w:rPr>
-            <w:t>Example of answer</w:t>
-          </w:r>
-          <w:r>
-            <w:rPr>
-              <w:color w:val="808080" w:themeColor="background1" w:themeShade="80"/>
-            </w:rPr>
-            <w:t>: No, there is insufficient genetic material in the plasmid to generate full-length infectious virus</w:t>
-          </w:r>
-          <w:r>
-            <w:rPr>
-              <w:rStyle w:val="PlaceholderText"/>
-              <w:color w:val="808080" w:themeColor="background1" w:themeShade="80"/>
-            </w:rPr>
+            <w:t xml:space="preserve">No. Neither the plasmids nor the synthetic inserts have the potential to cause harm to human health or encode replication-competent infectious agents. The gene of interest encodes </w:t>
+          </w:r>
+          <w:r>
+            <w:t>bank vole</w:t>
+          </w:r>
+          <w:r>
+            <w:t xml:space="preserve"> PrP variants specifically engineered for anti-prion therapeutic research (dominant-negative designs), which are designed not to convert into pathogenic </w:t>
+          </w:r>
+          <w:proofErr w:type="gramStart"/>
+          <w:r>
+            <w:t>forms.</w:t>
+          </w:r>
+          <w:r>
             <w:t>.</w:t>
           </w:r>
+          <w:proofErr w:type="gramEnd"/>
         </w:p>
         <w:permEnd w:id="606888707" w:displacedByCustomXml="next"/>
       </w:sdtContent>
     </w:sdt>
     <w:p>
       <w:pPr>
-        <w:pStyle w:val="ListParagraph"/>
+        <w:pStyle w:val="Prrafodelista"/>
         <w:jc w:val="both"/>
         <w:rPr>
           <w:b/>
@@ -421,7 +579,7 @@
     </w:p>
     <w:p>
       <w:pPr>
-        <w:pStyle w:val="ListParagraph"/>
+        <w:pStyle w:val="Prrafodelista"/>
         <w:numPr>
           <w:ilvl w:val="0"/>
           <w:numId w:val="5"/>
@@ -450,14 +608,13 @@
         <w:placeholder>
           <w:docPart w:val="BA5E61E0F18B449D8D4B16DE61A8226F"/>
         </w:placeholder>
-        <w:showingPlcHdr/>
       </w:sdtPr>
       <w:sdtEndPr/>
       <w:sdtContent>
         <w:permStart w:id="1137924557" w:edGrp="everyone" w:displacedByCustomXml="prev"/>
         <w:p>
           <w:pPr>
-            <w:pStyle w:val="ListParagraph"/>
+            <w:pStyle w:val="Prrafodelista"/>
             <w:jc w:val="both"/>
             <w:rPr>
               <w:b/>
@@ -465,18 +622,7 @@
             </w:rPr>
           </w:pPr>
           <w:r>
-            <w:rPr>
-              <w:i/>
-              <w:iCs/>
-              <w:color w:val="808080" w:themeColor="background1" w:themeShade="80"/>
-            </w:rPr>
-            <w:t>Example of answer</w:t>
-          </w:r>
-          <w:r>
-            <w:rPr>
-              <w:color w:val="808080" w:themeColor="background1" w:themeShade="80"/>
-            </w:rPr>
-            <w:t>: Singapore</w:t>
+            <w:t>Spain</w:t>
           </w:r>
         </w:p>
         <w:permEnd w:id="1137924557" w:displacedByCustomXml="next"/>
@@ -501,7 +647,7 @@
 </file>
 
 <file path=word/endnotes.xml><?xml version="1.0" encoding="utf-8"?>
-<w:endnotes xmlns:wpc="http://schemas.microsoft.com/office/word/2010/wordprocessingCanvas" xmlns:cx="http://schemas.microsoft.com/office/drawing/2014/chartex" xmlns:cx1="http://schemas.microsoft.com/office/drawing/2015/9/8/chartex" xmlns:cx2="http://schemas.microsoft.com/office/drawing/2015/10/21/chartex" xmlns:cx3="http://schemas.microsoft.com/office/drawing/2016/5/9/chartex" xmlns:cx4="http://schemas.microsoft.com/office/drawing/2016/5/10/chartex" xmlns:cx5="http://schemas.microsoft.com/office/drawing/2016/5/11/chartex" xmlns:cx6="http://schemas.microsoft.com/office/drawing/2016/5/12/chartex" xmlns:cx7="http://schemas.microsoft.com/office/drawing/2016/5/13/chartex" xmlns:cx8="http://schemas.microsoft.com/office/drawing/2016/5/14/chartex" xmlns:mc="http://schemas.openxmlformats.org/markup-compatibility/2006" xmlns:aink="http://schemas.microsoft.com/office/drawing/2016/ink" xmlns:am3d="http://schemas.microsoft.com/office/drawing/2017/model3d" xmlns:o="urn:schemas-microsoft-com:office:office" xmlns:r="http://schemas.openxmlformats.org/officeDocument/2006/relationships" xmlns:m="http://schemas.openxmlformats.org/officeDocument/2006/math" xmlns:v="urn:schemas-microsoft-com:vml" xmlns:wp14="http://schemas.microsoft.com/office/word/2010/wordprocessingDrawing" xmlns:wp="http://schemas.openxmlformats.org/drawingml/2006/wordprocessingDrawing" xmlns:w10="urn:schemas-microsoft-com:office:word" xmlns:w="http://schemas.openxmlformats.org/wordprocessingml/2006/main" xmlns:w14="http://schemas.microsoft.com/office/word/2010/wordml" xmlns:w15="http://schemas.microsoft.com/office/word/2012/wordml" xmlns:w16cex="http://schemas.microsoft.com/office/word/2018/wordml/cex" xmlns:w16cid="http://schemas.microsoft.com/office/word/2016/wordml/cid" xmlns:w16="http://schemas.microsoft.com/office/word/2018/wordml" xmlns:w16sdtdh="http://schemas.microsoft.com/office/word/2020/wordml/sdtdatahash" xmlns:w16se="http://schemas.microsoft.com/office/word/2015/wordml/symex" xmlns:wpg="http://schemas.microsoft.com/office/word/2010/wordprocessingGroup" xmlns:wpi="http://schemas.microsoft.com/office/word/2010/wordprocessingInk" xmlns:wne="http://schemas.microsoft.com/office/word/2006/wordml" xmlns:wps="http://schemas.microsoft.com/office/word/2010/wordprocessingShape" mc:Ignorable="w14 w15 w16se w16cid w16 w16cex w16sdtdh wp14">
+<w:endnotes xmlns:wpc="http://schemas.microsoft.com/office/word/2010/wordprocessingCanvas" xmlns:cx="http://schemas.microsoft.com/office/drawing/2014/chartex" xmlns:cx1="http://schemas.microsoft.com/office/drawing/2015/9/8/chartex" xmlns:cx2="http://schemas.microsoft.com/office/drawing/2015/10/21/chartex" xmlns:cx3="http://schemas.microsoft.com/office/drawing/2016/5/9/chartex" xmlns:cx4="http://schemas.microsoft.com/office/drawing/2016/5/10/chartex" xmlns:cx5="http://schemas.microsoft.com/office/drawing/2016/5/11/chartex" xmlns:cx6="http://schemas.microsoft.com/office/drawing/2016/5/12/chartex" xmlns:cx7="http://schemas.microsoft.com/office/drawing/2016/5/13/chartex" xmlns:cx8="http://schemas.microsoft.com/office/drawing/2016/5/14/chartex" xmlns:mc="http://schemas.openxmlformats.org/markup-compatibility/2006" xmlns:aink="http://schemas.microsoft.com/office/drawing/2016/ink" xmlns:am3d="http://schemas.microsoft.com/office/drawing/2017/model3d" xmlns:o="urn:schemas-microsoft-com:office:office" xmlns:oel="http://schemas.microsoft.com/office/2019/extlst" xmlns:r="http://schemas.openxmlformats.org/officeDocument/2006/relationships" xmlns:m="http://schemas.openxmlformats.org/officeDocument/2006/math" xmlns:v="urn:schemas-microsoft-com:vml" xmlns:wp14="http://schemas.microsoft.com/office/word/2010/wordprocessingDrawing" xmlns:wp="http://schemas.openxmlformats.org/drawingml/2006/wordprocessingDrawing" xmlns:w10="urn:schemas-microsoft-com:office:word" xmlns:w="http://schemas.openxmlformats.org/wordprocessingml/2006/main" xmlns:w14="http://schemas.microsoft.com/office/word/2010/wordml" xmlns:w15="http://schemas.microsoft.com/office/word/2012/wordml" xmlns:w16cex="http://schemas.microsoft.com/office/word/2018/wordml/cex" xmlns:w16cid="http://schemas.microsoft.com/office/word/2016/wordml/cid" xmlns:w16="http://schemas.microsoft.com/office/word/2018/wordml" xmlns:w16du="http://schemas.microsoft.com/office/word/2023/wordml/word16du" xmlns:w16sdtdh="http://schemas.microsoft.com/office/word/2020/wordml/sdtdatahash" xmlns:w16sdtfl="http://schemas.microsoft.com/office/word/2024/wordml/sdtformatlock" xmlns:w16se="http://schemas.microsoft.com/office/word/2015/wordml/symex" xmlns:wpg="http://schemas.microsoft.com/office/word/2010/wordprocessingGroup" xmlns:wpi="http://schemas.microsoft.com/office/word/2010/wordprocessingInk" xmlns:wne="http://schemas.microsoft.com/office/word/2006/wordml" xmlns:wps="http://schemas.microsoft.com/office/word/2010/wordprocessingShape" mc:Ignorable="w14 w15 w16se w16cid w16 w16cex w16sdtdh w16sdtfl w16du wp14">
   <w:endnote w:type="separator" w:id="-1">
     <w:p>
       <w:pPr>
@@ -526,7 +672,7 @@
 </file>
 
 <file path=word/footnotes.xml><?xml version="1.0" encoding="utf-8"?>
-<w:footnotes xmlns:wpc="http://schemas.microsoft.com/office/word/2010/wordprocessingCanvas" xmlns:cx="http://schemas.microsoft.com/office/drawing/2014/chartex" xmlns:cx1="http://schemas.microsoft.com/office/drawing/2015/9/8/chartex" xmlns:cx2="http://schemas.microsoft.com/office/drawing/2015/10/21/chartex" xmlns:cx3="http://schemas.microsoft.com/office/drawing/2016/5/9/chartex" xmlns:cx4="http://schemas.microsoft.com/office/drawing/2016/5/10/chartex" xmlns:cx5="http://schemas.microsoft.com/office/drawing/2016/5/11/chartex" xmlns:cx6="http://schemas.microsoft.com/office/drawing/2016/5/12/chartex" xmlns:cx7="http://schemas.microsoft.com/office/drawing/2016/5/13/chartex" xmlns:cx8="http://schemas.microsoft.com/office/drawing/2016/5/14/chartex" xmlns:mc="http://schemas.openxmlformats.org/markup-compatibility/2006" xmlns:aink="http://schemas.microsoft.com/office/drawing/2016/ink" xmlns:am3d="http://schemas.microsoft.com/office/drawing/2017/model3d" xmlns:o="urn:schemas-microsoft-com:office:office" xmlns:r="http://schemas.openxmlformats.org/officeDocument/2006/relationships" xmlns:m="http://schemas.openxmlformats.org/officeDocument/2006/math" xmlns:v="urn:schemas-microsoft-com:vml" xmlns:wp14="http://schemas.microsoft.com/office/word/2010/wordprocessingDrawing" xmlns:wp="http://schemas.openxmlformats.org/drawingml/2006/wordprocessingDrawing" xmlns:w10="urn:schemas-microsoft-com:office:word" xmlns:w="http://schemas.openxmlformats.org/wordprocessingml/2006/main" xmlns:w14="http://schemas.microsoft.com/office/word/2010/wordml" xmlns:w15="http://schemas.microsoft.com/office/word/2012/wordml" xmlns:w16cex="http://schemas.microsoft.com/office/word/2018/wordml/cex" xmlns:w16cid="http://schemas.microsoft.com/office/word/2016/wordml/cid" xmlns:w16="http://schemas.microsoft.com/office/word/2018/wordml" xmlns:w16sdtdh="http://schemas.microsoft.com/office/word/2020/wordml/sdtdatahash" xmlns:w16se="http://schemas.microsoft.com/office/word/2015/wordml/symex" xmlns:wpg="http://schemas.microsoft.com/office/word/2010/wordprocessingGroup" xmlns:wpi="http://schemas.microsoft.com/office/word/2010/wordprocessingInk" xmlns:wne="http://schemas.microsoft.com/office/word/2006/wordml" xmlns:wps="http://schemas.microsoft.com/office/word/2010/wordprocessingShape" mc:Ignorable="w14 w15 w16se w16cid w16 w16cex w16sdtdh wp14">
+<w:footnotes xmlns:wpc="http://schemas.microsoft.com/office/word/2010/wordprocessingCanvas" xmlns:cx="http://schemas.microsoft.com/office/drawing/2014/chartex" xmlns:cx1="http://schemas.microsoft.com/office/drawing/2015/9/8/chartex" xmlns:cx2="http://schemas.microsoft.com/office/drawing/2015/10/21/chartex" xmlns:cx3="http://schemas.microsoft.com/office/drawing/2016/5/9/chartex" xmlns:cx4="http://schemas.microsoft.com/office/drawing/2016/5/10/chartex" xmlns:cx5="http://schemas.microsoft.com/office/drawing/2016/5/11/chartex" xmlns:cx6="http://schemas.microsoft.com/office/drawing/2016/5/12/chartex" xmlns:cx7="http://schemas.microsoft.com/office/drawing/2016/5/13/chartex" xmlns:cx8="http://schemas.microsoft.com/office/drawing/2016/5/14/chartex" xmlns:mc="http://schemas.openxmlformats.org/markup-compatibility/2006" xmlns:aink="http://schemas.microsoft.com/office/drawing/2016/ink" xmlns:am3d="http://schemas.microsoft.com/office/drawing/2017/model3d" xmlns:o="urn:schemas-microsoft-com:office:office" xmlns:oel="http://schemas.microsoft.com/office/2019/extlst" xmlns:r="http://schemas.openxmlformats.org/officeDocument/2006/relationships" xmlns:m="http://schemas.openxmlformats.org/officeDocument/2006/math" xmlns:v="urn:schemas-microsoft-com:vml" xmlns:wp14="http://schemas.microsoft.com/office/word/2010/wordprocessingDrawing" xmlns:wp="http://schemas.openxmlformats.org/drawingml/2006/wordprocessingDrawing" xmlns:w10="urn:schemas-microsoft-com:office:word" xmlns:w="http://schemas.openxmlformats.org/wordprocessingml/2006/main" xmlns:w14="http://schemas.microsoft.com/office/word/2010/wordml" xmlns:w15="http://schemas.microsoft.com/office/word/2012/wordml" xmlns:w16cex="http://schemas.microsoft.com/office/word/2018/wordml/cex" xmlns:w16cid="http://schemas.microsoft.com/office/word/2016/wordml/cid" xmlns:w16="http://schemas.microsoft.com/office/word/2018/wordml" xmlns:w16du="http://schemas.microsoft.com/office/word/2023/wordml/word16du" xmlns:w16sdtdh="http://schemas.microsoft.com/office/word/2020/wordml/sdtdatahash" xmlns:w16sdtfl="http://schemas.microsoft.com/office/word/2024/wordml/sdtformatlock" xmlns:w16se="http://schemas.microsoft.com/office/word/2015/wordml/symex" xmlns:wpg="http://schemas.microsoft.com/office/word/2010/wordprocessingGroup" xmlns:wpi="http://schemas.microsoft.com/office/word/2010/wordprocessingInk" xmlns:wne="http://schemas.microsoft.com/office/word/2006/wordml" xmlns:wps="http://schemas.microsoft.com/office/word/2010/wordprocessingShape" mc:Ignorable="w14 w15 w16se w16cid w16 w16cex w16sdtdh w16sdtfl w16du wp14">
   <w:footnote w:type="separator" w:id="-1">
     <w:p>
       <w:pPr>
@@ -551,7 +697,7 @@
 </file>
 
 <file path=word/numbering.xml><?xml version="1.0" encoding="utf-8"?>
-<w:numbering xmlns:wpc="http://schemas.microsoft.com/office/word/2010/wordprocessingCanvas" xmlns:cx="http://schemas.microsoft.com/office/drawing/2014/chartex" xmlns:cx1="http://schemas.microsoft.com/office/drawing/2015/9/8/chartex" xmlns:cx2="http://schemas.microsoft.com/office/drawing/2015/10/21/chartex" xmlns:cx3="http://schemas.microsoft.com/office/drawing/2016/5/9/chartex" xmlns:cx4="http://schemas.microsoft.com/office/drawing/2016/5/10/chartex" xmlns:cx5="http://schemas.microsoft.com/office/drawing/2016/5/11/chartex" xmlns:cx6="http://schemas.microsoft.com/office/drawing/2016/5/12/chartex" xmlns:cx7="http://schemas.microsoft.com/office/drawing/2016/5/13/chartex" xmlns:cx8="http://schemas.microsoft.com/office/drawing/2016/5/14/chartex" xmlns:mc="http://schemas.openxmlformats.org/markup-compatibility/2006" xmlns:aink="http://schemas.microsoft.com/office/drawing/2016/ink" xmlns:am3d="http://schemas.microsoft.com/office/drawing/2017/model3d" xmlns:o="urn:schemas-microsoft-com:office:office" xmlns:r="http://schemas.openxmlformats.org/officeDocument/2006/relationships" xmlns:m="http://schemas.openxmlformats.org/officeDocument/2006/math" xmlns:v="urn:schemas-microsoft-com:vml" xmlns:wp14="http://schemas.microsoft.com/office/word/2010/wordprocessingDrawing" xmlns:wp="http://schemas.openxmlformats.org/drawingml/2006/wordprocessingDrawing" xmlns:w10="urn:schemas-microsoft-com:office:word" xmlns:w="http://schemas.openxmlformats.org/wordprocessingml/2006/main" xmlns:w14="http://schemas.microsoft.com/office/word/2010/wordml" xmlns:w15="http://schemas.microsoft.com/office/word/2012/wordml" xmlns:w16cex="http://schemas.microsoft.com/office/word/2018/wordml/cex" xmlns:w16cid="http://schemas.microsoft.com/office/word/2016/wordml/cid" xmlns:w16="http://schemas.microsoft.com/office/word/2018/wordml" xmlns:w16sdtdh="http://schemas.microsoft.com/office/word/2020/wordml/sdtdatahash" xmlns:w16se="http://schemas.microsoft.com/office/word/2015/wordml/symex" xmlns:wpg="http://schemas.microsoft.com/office/word/2010/wordprocessingGroup" xmlns:wpi="http://schemas.microsoft.com/office/word/2010/wordprocessingInk" xmlns:wne="http://schemas.microsoft.com/office/word/2006/wordml" xmlns:wps="http://schemas.microsoft.com/office/word/2010/wordprocessingShape" mc:Ignorable="w14 w15 w16se w16cid w16 w16cex w16sdtdh wp14">
+<w:numbering xmlns:wpc="http://schemas.microsoft.com/office/word/2010/wordprocessingCanvas" xmlns:cx="http://schemas.microsoft.com/office/drawing/2014/chartex" xmlns:cx1="http://schemas.microsoft.com/office/drawing/2015/9/8/chartex" xmlns:cx2="http://schemas.microsoft.com/office/drawing/2015/10/21/chartex" xmlns:cx3="http://schemas.microsoft.com/office/drawing/2016/5/9/chartex" xmlns:cx4="http://schemas.microsoft.com/office/drawing/2016/5/10/chartex" xmlns:cx5="http://schemas.microsoft.com/office/drawing/2016/5/11/chartex" xmlns:cx6="http://schemas.microsoft.com/office/drawing/2016/5/12/chartex" xmlns:cx7="http://schemas.microsoft.com/office/drawing/2016/5/13/chartex" xmlns:cx8="http://schemas.microsoft.com/office/drawing/2016/5/14/chartex" xmlns:mc="http://schemas.openxmlformats.org/markup-compatibility/2006" xmlns:aink="http://schemas.microsoft.com/office/drawing/2016/ink" xmlns:am3d="http://schemas.microsoft.com/office/drawing/2017/model3d" xmlns:o="urn:schemas-microsoft-com:office:office" xmlns:oel="http://schemas.microsoft.com/office/2019/extlst" xmlns:r="http://schemas.openxmlformats.org/officeDocument/2006/relationships" xmlns:m="http://schemas.openxmlformats.org/officeDocument/2006/math" xmlns:v="urn:schemas-microsoft-com:vml" xmlns:wp14="http://schemas.microsoft.com/office/word/2010/wordprocessingDrawing" xmlns:wp="http://schemas.openxmlformats.org/drawingml/2006/wordprocessingDrawing" xmlns:w10="urn:schemas-microsoft-com:office:word" xmlns:w="http://schemas.openxmlformats.org/wordprocessingml/2006/main" xmlns:w14="http://schemas.microsoft.com/office/word/2010/wordml" xmlns:w15="http://schemas.microsoft.com/office/word/2012/wordml" xmlns:w16cex="http://schemas.microsoft.com/office/word/2018/wordml/cex" xmlns:w16cid="http://schemas.microsoft.com/office/word/2016/wordml/cid" xmlns:w16="http://schemas.microsoft.com/office/word/2018/wordml" xmlns:w16du="http://schemas.microsoft.com/office/word/2023/wordml/word16du" xmlns:w16sdtdh="http://schemas.microsoft.com/office/word/2020/wordml/sdtdatahash" xmlns:w16sdtfl="http://schemas.microsoft.com/office/word/2024/wordml/sdtformatlock" xmlns:w16se="http://schemas.microsoft.com/office/word/2015/wordml/symex" xmlns:wpg="http://schemas.microsoft.com/office/word/2010/wordprocessingGroup" xmlns:wpi="http://schemas.microsoft.com/office/word/2010/wordprocessingInk" xmlns:wne="http://schemas.microsoft.com/office/word/2006/wordml" xmlns:wps="http://schemas.microsoft.com/office/word/2010/wordprocessingShape" mc:Ignorable="w14 w15 w16se w16cid w16 w16cex w16sdtdh w16sdtfl w16du wp14">
   <w:abstractNum w:abstractNumId="0" w15:restartNumberingAfterBreak="0">
     <w:nsid w:val="0CCB7265"/>
     <w:multiLevelType w:val="hybridMultilevel"/>
@@ -1068,26 +1214,142 @@
       </w:pPr>
     </w:lvl>
   </w:abstractNum>
-  <w:num w:numId="1">
+  <w:abstractNum w:abstractNumId="5" w15:restartNumberingAfterBreak="0">
+    <w:nsid w:val="78B168B5"/>
+    <w:multiLevelType w:val="multilevel"/>
+    <w:tmpl w:val="52EA54D6"/>
+    <w:lvl w:ilvl="0">
+      <w:start w:val="1"/>
+      <w:numFmt w:val="decimal"/>
+      <w:lvlText w:val="%1."/>
+      <w:lvlJc w:val="left"/>
+      <w:pPr>
+        <w:tabs>
+          <w:tab w:val="num" w:pos="720"/>
+        </w:tabs>
+        <w:ind w:left="720" w:hanging="360"/>
+      </w:pPr>
+    </w:lvl>
+    <w:lvl w:ilvl="1" w:tentative="1">
+      <w:start w:val="1"/>
+      <w:numFmt w:val="decimal"/>
+      <w:lvlText w:val="%2."/>
+      <w:lvlJc w:val="left"/>
+      <w:pPr>
+        <w:tabs>
+          <w:tab w:val="num" w:pos="1440"/>
+        </w:tabs>
+        <w:ind w:left="1440" w:hanging="360"/>
+      </w:pPr>
+    </w:lvl>
+    <w:lvl w:ilvl="2" w:tentative="1">
+      <w:start w:val="1"/>
+      <w:numFmt w:val="decimal"/>
+      <w:lvlText w:val="%3."/>
+      <w:lvlJc w:val="left"/>
+      <w:pPr>
+        <w:tabs>
+          <w:tab w:val="num" w:pos="2160"/>
+        </w:tabs>
+        <w:ind w:left="2160" w:hanging="360"/>
+      </w:pPr>
+    </w:lvl>
+    <w:lvl w:ilvl="3" w:tentative="1">
+      <w:start w:val="1"/>
+      <w:numFmt w:val="decimal"/>
+      <w:lvlText w:val="%4."/>
+      <w:lvlJc w:val="left"/>
+      <w:pPr>
+        <w:tabs>
+          <w:tab w:val="num" w:pos="2880"/>
+        </w:tabs>
+        <w:ind w:left="2880" w:hanging="360"/>
+      </w:pPr>
+    </w:lvl>
+    <w:lvl w:ilvl="4" w:tentative="1">
+      <w:start w:val="1"/>
+      <w:numFmt w:val="decimal"/>
+      <w:lvlText w:val="%5."/>
+      <w:lvlJc w:val="left"/>
+      <w:pPr>
+        <w:tabs>
+          <w:tab w:val="num" w:pos="3600"/>
+        </w:tabs>
+        <w:ind w:left="3600" w:hanging="360"/>
+      </w:pPr>
+    </w:lvl>
+    <w:lvl w:ilvl="5" w:tentative="1">
+      <w:start w:val="1"/>
+      <w:numFmt w:val="decimal"/>
+      <w:lvlText w:val="%6."/>
+      <w:lvlJc w:val="left"/>
+      <w:pPr>
+        <w:tabs>
+          <w:tab w:val="num" w:pos="4320"/>
+        </w:tabs>
+        <w:ind w:left="4320" w:hanging="360"/>
+      </w:pPr>
+    </w:lvl>
+    <w:lvl w:ilvl="6" w:tentative="1">
+      <w:start w:val="1"/>
+      <w:numFmt w:val="decimal"/>
+      <w:lvlText w:val="%7."/>
+      <w:lvlJc w:val="left"/>
+      <w:pPr>
+        <w:tabs>
+          <w:tab w:val="num" w:pos="5040"/>
+        </w:tabs>
+        <w:ind w:left="5040" w:hanging="360"/>
+      </w:pPr>
+    </w:lvl>
+    <w:lvl w:ilvl="7" w:tentative="1">
+      <w:start w:val="1"/>
+      <w:numFmt w:val="decimal"/>
+      <w:lvlText w:val="%8."/>
+      <w:lvlJc w:val="left"/>
+      <w:pPr>
+        <w:tabs>
+          <w:tab w:val="num" w:pos="5760"/>
+        </w:tabs>
+        <w:ind w:left="5760" w:hanging="360"/>
+      </w:pPr>
+    </w:lvl>
+    <w:lvl w:ilvl="8" w:tentative="1">
+      <w:start w:val="1"/>
+      <w:numFmt w:val="decimal"/>
+      <w:lvlText w:val="%9."/>
+      <w:lvlJc w:val="left"/>
+      <w:pPr>
+        <w:tabs>
+          <w:tab w:val="num" w:pos="6480"/>
+        </w:tabs>
+        <w:ind w:left="6480" w:hanging="360"/>
+      </w:pPr>
+    </w:lvl>
+  </w:abstractNum>
+  <w:num w:numId="1" w16cid:durableId="906651314">
     <w:abstractNumId w:val="1"/>
   </w:num>
-  <w:num w:numId="2">
+  <w:num w:numId="2" w16cid:durableId="184056542">
     <w:abstractNumId w:val="3"/>
   </w:num>
-  <w:num w:numId="3">
+  <w:num w:numId="3" w16cid:durableId="1165779944">
     <w:abstractNumId w:val="0"/>
   </w:num>
-  <w:num w:numId="4">
+  <w:num w:numId="4" w16cid:durableId="173300906">
     <w:abstractNumId w:val="2"/>
   </w:num>
-  <w:num w:numId="5">
+  <w:num w:numId="5" w16cid:durableId="1635403381">
     <w:abstractNumId w:val="4"/>
+  </w:num>
+  <w:num w:numId="6" w16cid:durableId="280454969">
+    <w:abstractNumId w:val="5"/>
   </w:num>
 </w:numbering>
 </file>
 
 <file path=word/styles.xml><?xml version="1.0" encoding="utf-8"?>
-<w:styles xmlns:mc="http://schemas.openxmlformats.org/markup-compatibility/2006" xmlns:r="http://schemas.openxmlformats.org/officeDocument/2006/relationships" xmlns:w="http://schemas.openxmlformats.org/wordprocessingml/2006/main" xmlns:w14="http://schemas.microsoft.com/office/word/2010/wordml" xmlns:w15="http://schemas.microsoft.com/office/word/2012/wordml" xmlns:w16cex="http://schemas.microsoft.com/office/word/2018/wordml/cex" xmlns:w16cid="http://schemas.microsoft.com/office/word/2016/wordml/cid" xmlns:w16="http://schemas.microsoft.com/office/word/2018/wordml" xmlns:w16sdtdh="http://schemas.microsoft.com/office/word/2020/wordml/sdtdatahash" xmlns:w16se="http://schemas.microsoft.com/office/word/2015/wordml/symex" mc:Ignorable="w14 w15 w16se w16cid w16 w16cex w16sdtdh">
+<w:styles xmlns:mc="http://schemas.openxmlformats.org/markup-compatibility/2006" xmlns:r="http://schemas.openxmlformats.org/officeDocument/2006/relationships" xmlns:w="http://schemas.openxmlformats.org/wordprocessingml/2006/main" xmlns:w14="http://schemas.microsoft.com/office/word/2010/wordml" xmlns:w15="http://schemas.microsoft.com/office/word/2012/wordml" xmlns:w16cex="http://schemas.microsoft.com/office/word/2018/wordml/cex" xmlns:w16cid="http://schemas.microsoft.com/office/word/2016/wordml/cid" xmlns:w16="http://schemas.microsoft.com/office/word/2018/wordml" xmlns:w16du="http://schemas.microsoft.com/office/word/2023/wordml/word16du" xmlns:w16sdtdh="http://schemas.microsoft.com/office/word/2020/wordml/sdtdatahash" xmlns:w16sdtfl="http://schemas.microsoft.com/office/word/2024/wordml/sdtformatlock" xmlns:w16se="http://schemas.microsoft.com/office/word/2015/wordml/symex" mc:Ignorable="w14 w15 w16se w16cid w16 w16cex w16sdtdh w16sdtfl w16du">
   <w:docDefaults>
     <w:rPrDefault>
       <w:rPr>
@@ -1486,13 +1748,13 @@
     <w:qFormat/>
     <w:rsid w:val="00DA2749"/>
   </w:style>
-  <w:style w:type="character" w:default="1" w:styleId="DefaultParagraphFont">
+  <w:style w:type="character" w:default="1" w:styleId="Fuentedeprrafopredeter">
     <w:name w:val="Default Paragraph Font"/>
     <w:uiPriority w:val="1"/>
     <w:semiHidden/>
     <w:unhideWhenUsed/>
   </w:style>
-  <w:style w:type="table" w:default="1" w:styleId="TableNormal">
+  <w:style w:type="table" w:default="1" w:styleId="Tablanormal">
     <w:name w:val="Normal Table"/>
     <w:uiPriority w:val="99"/>
     <w:semiHidden/>
@@ -1507,13 +1769,13 @@
       </w:tblCellMar>
     </w:tblPr>
   </w:style>
-  <w:style w:type="numbering" w:default="1" w:styleId="NoList">
+  <w:style w:type="numbering" w:default="1" w:styleId="Sinlista">
     <w:name w:val="No List"/>
     <w:uiPriority w:val="99"/>
     <w:semiHidden/>
     <w:unhideWhenUsed/>
   </w:style>
-  <w:style w:type="paragraph" w:styleId="ListParagraph">
+  <w:style w:type="paragraph" w:styleId="Prrafodelista">
     <w:name w:val="List Paragraph"/>
     <w:basedOn w:val="Normal"/>
     <w:uiPriority w:val="34"/>
@@ -1524,9 +1786,9 @@
       <w:contextualSpacing/>
     </w:pPr>
   </w:style>
-  <w:style w:type="table" w:styleId="TableGrid">
+  <w:style w:type="table" w:styleId="Tablaconcuadrcula">
     <w:name w:val="Table Grid"/>
-    <w:basedOn w:val="TableNormal"/>
+    <w:basedOn w:val="Tablanormal"/>
     <w:uiPriority w:val="39"/>
     <w:rsid w:val="00DA2749"/>
     <w:pPr>
@@ -1545,8 +1807,8 @@
   </w:style>
   <w:style w:type="table" w:customStyle="1" w:styleId="TableGrid1">
     <w:name w:val="Table Grid1"/>
-    <w:basedOn w:val="TableNormal"/>
-    <w:next w:val="TableGrid"/>
+    <w:basedOn w:val="Tablanormal"/>
+    <w:next w:val="Tablaconcuadrcula"/>
     <w:uiPriority w:val="59"/>
     <w:rsid w:val="00DA2749"/>
     <w:pPr>
@@ -1566,10 +1828,10 @@
       </w:tblBorders>
     </w:tblPr>
   </w:style>
-  <w:style w:type="paragraph" w:styleId="BalloonText">
+  <w:style w:type="paragraph" w:styleId="Textodeglobo">
     <w:name w:val="Balloon Text"/>
     <w:basedOn w:val="Normal"/>
-    <w:link w:val="BalloonTextChar"/>
+    <w:link w:val="TextodegloboCar"/>
     <w:uiPriority w:val="99"/>
     <w:semiHidden/>
     <w:unhideWhenUsed/>
@@ -1583,10 +1845,10 @@
       <w:szCs w:val="18"/>
     </w:rPr>
   </w:style>
-  <w:style w:type="character" w:customStyle="1" w:styleId="BalloonTextChar">
-    <w:name w:val="Balloon Text Char"/>
-    <w:basedOn w:val="DefaultParagraphFont"/>
-    <w:link w:val="BalloonText"/>
+  <w:style w:type="character" w:customStyle="1" w:styleId="TextodegloboCar">
+    <w:name w:val="Texto de globo Car"/>
+    <w:basedOn w:val="Fuentedeprrafopredeter"/>
+    <w:link w:val="Textodeglobo"/>
     <w:uiPriority w:val="99"/>
     <w:semiHidden/>
     <w:rsid w:val="00DA2749"/>
@@ -1596,10 +1858,10 @@
       <w:szCs w:val="18"/>
     </w:rPr>
   </w:style>
-  <w:style w:type="paragraph" w:styleId="EndnoteText">
+  <w:style w:type="paragraph" w:styleId="Textonotaalfinal">
     <w:name w:val="endnote text"/>
     <w:basedOn w:val="Normal"/>
-    <w:link w:val="EndnoteTextChar"/>
+    <w:link w:val="TextonotaalfinalCar"/>
     <w:uiPriority w:val="99"/>
     <w:semiHidden/>
     <w:unhideWhenUsed/>
@@ -1612,10 +1874,10 @@
       <w:szCs w:val="20"/>
     </w:rPr>
   </w:style>
-  <w:style w:type="character" w:customStyle="1" w:styleId="EndnoteTextChar">
-    <w:name w:val="Endnote Text Char"/>
-    <w:basedOn w:val="DefaultParagraphFont"/>
-    <w:link w:val="EndnoteText"/>
+  <w:style w:type="character" w:customStyle="1" w:styleId="TextonotaalfinalCar">
+    <w:name w:val="Texto nota al final Car"/>
+    <w:basedOn w:val="Fuentedeprrafopredeter"/>
+    <w:link w:val="Textonotaalfinal"/>
     <w:uiPriority w:val="99"/>
     <w:semiHidden/>
     <w:rsid w:val="00DA2749"/>
@@ -1624,9 +1886,9 @@
       <w:szCs w:val="20"/>
     </w:rPr>
   </w:style>
-  <w:style w:type="character" w:styleId="EndnoteReference">
+  <w:style w:type="character" w:styleId="Refdenotaalfinal">
     <w:name w:val="endnote reference"/>
-    <w:basedOn w:val="DefaultParagraphFont"/>
+    <w:basedOn w:val="Fuentedeprrafopredeter"/>
     <w:uiPriority w:val="99"/>
     <w:semiHidden/>
     <w:unhideWhenUsed/>
@@ -1635,9 +1897,9 @@
       <w:vertAlign w:val="superscript"/>
     </w:rPr>
   </w:style>
-  <w:style w:type="character" w:styleId="CommentReference">
+  <w:style w:type="character" w:styleId="Refdecomentario">
     <w:name w:val="annotation reference"/>
-    <w:basedOn w:val="DefaultParagraphFont"/>
+    <w:basedOn w:val="Fuentedeprrafopredeter"/>
     <w:uiPriority w:val="99"/>
     <w:semiHidden/>
     <w:unhideWhenUsed/>
@@ -1647,10 +1909,10 @@
       <w:szCs w:val="16"/>
     </w:rPr>
   </w:style>
-  <w:style w:type="paragraph" w:styleId="CommentText">
+  <w:style w:type="paragraph" w:styleId="Textocomentario">
     <w:name w:val="annotation text"/>
     <w:basedOn w:val="Normal"/>
-    <w:link w:val="CommentTextChar"/>
+    <w:link w:val="TextocomentarioCar"/>
     <w:uiPriority w:val="99"/>
     <w:semiHidden/>
     <w:unhideWhenUsed/>
@@ -1663,10 +1925,10 @@
       <w:szCs w:val="20"/>
     </w:rPr>
   </w:style>
-  <w:style w:type="character" w:customStyle="1" w:styleId="CommentTextChar">
-    <w:name w:val="Comment Text Char"/>
-    <w:basedOn w:val="DefaultParagraphFont"/>
-    <w:link w:val="CommentText"/>
+  <w:style w:type="character" w:customStyle="1" w:styleId="TextocomentarioCar">
+    <w:name w:val="Texto comentario Car"/>
+    <w:basedOn w:val="Fuentedeprrafopredeter"/>
+    <w:link w:val="Textocomentario"/>
     <w:uiPriority w:val="99"/>
     <w:semiHidden/>
     <w:rsid w:val="00DA2749"/>
@@ -1675,11 +1937,11 @@
       <w:szCs w:val="20"/>
     </w:rPr>
   </w:style>
-  <w:style w:type="paragraph" w:styleId="CommentSubject">
+  <w:style w:type="paragraph" w:styleId="Asuntodelcomentario">
     <w:name w:val="annotation subject"/>
-    <w:basedOn w:val="CommentText"/>
-    <w:next w:val="CommentText"/>
-    <w:link w:val="CommentSubjectChar"/>
+    <w:basedOn w:val="Textocomentario"/>
+    <w:next w:val="Textocomentario"/>
+    <w:link w:val="AsuntodelcomentarioCar"/>
     <w:uiPriority w:val="99"/>
     <w:semiHidden/>
     <w:unhideWhenUsed/>
@@ -1689,10 +1951,10 @@
       <w:bCs/>
     </w:rPr>
   </w:style>
-  <w:style w:type="character" w:customStyle="1" w:styleId="CommentSubjectChar">
-    <w:name w:val="Comment Subject Char"/>
-    <w:basedOn w:val="CommentTextChar"/>
-    <w:link w:val="CommentSubject"/>
+  <w:style w:type="character" w:customStyle="1" w:styleId="AsuntodelcomentarioCar">
+    <w:name w:val="Asunto del comentario Car"/>
+    <w:basedOn w:val="TextocomentarioCar"/>
+    <w:link w:val="Asuntodelcomentario"/>
     <w:uiPriority w:val="99"/>
     <w:semiHidden/>
     <w:rsid w:val="00DA2749"/>
@@ -1703,10 +1965,10 @@
       <w:szCs w:val="20"/>
     </w:rPr>
   </w:style>
-  <w:style w:type="paragraph" w:styleId="Header">
+  <w:style w:type="paragraph" w:styleId="Encabezado">
     <w:name w:val="header"/>
     <w:basedOn w:val="Normal"/>
-    <w:link w:val="HeaderChar"/>
+    <w:link w:val="EncabezadoCar"/>
     <w:uiPriority w:val="99"/>
     <w:unhideWhenUsed/>
     <w:rsid w:val="00221CDC"/>
@@ -1718,17 +1980,17 @@
       <w:spacing w:after="0" w:line="240" w:lineRule="auto"/>
     </w:pPr>
   </w:style>
-  <w:style w:type="character" w:customStyle="1" w:styleId="HeaderChar">
-    <w:name w:val="Header Char"/>
-    <w:basedOn w:val="DefaultParagraphFont"/>
-    <w:link w:val="Header"/>
+  <w:style w:type="character" w:customStyle="1" w:styleId="EncabezadoCar">
+    <w:name w:val="Encabezado Car"/>
+    <w:basedOn w:val="Fuentedeprrafopredeter"/>
+    <w:link w:val="Encabezado"/>
     <w:uiPriority w:val="99"/>
     <w:rsid w:val="00221CDC"/>
   </w:style>
-  <w:style w:type="paragraph" w:styleId="Footer">
+  <w:style w:type="paragraph" w:styleId="Piedepgina">
     <w:name w:val="footer"/>
     <w:basedOn w:val="Normal"/>
-    <w:link w:val="FooterChar"/>
+    <w:link w:val="PiedepginaCar"/>
     <w:uiPriority w:val="99"/>
     <w:unhideWhenUsed/>
     <w:rsid w:val="00221CDC"/>
@@ -1740,16 +2002,16 @@
       <w:spacing w:after="0" w:line="240" w:lineRule="auto"/>
     </w:pPr>
   </w:style>
-  <w:style w:type="character" w:customStyle="1" w:styleId="FooterChar">
-    <w:name w:val="Footer Char"/>
-    <w:basedOn w:val="DefaultParagraphFont"/>
-    <w:link w:val="Footer"/>
+  <w:style w:type="character" w:customStyle="1" w:styleId="PiedepginaCar">
+    <w:name w:val="Pie de página Car"/>
+    <w:basedOn w:val="Fuentedeprrafopredeter"/>
+    <w:link w:val="Piedepgina"/>
     <w:uiPriority w:val="99"/>
     <w:rsid w:val="00221CDC"/>
   </w:style>
-  <w:style w:type="character" w:styleId="PlaceholderText">
+  <w:style w:type="character" w:styleId="Textodelmarcadordeposicin">
     <w:name w:val="Placeholder Text"/>
-    <w:basedOn w:val="DefaultParagraphFont"/>
+    <w:basedOn w:val="Fuentedeprrafopredeter"/>
     <w:uiPriority w:val="99"/>
     <w:semiHidden/>
     <w:rsid w:val="006B2A7F"/>
@@ -1757,11 +2019,24 @@
       <w:color w:val="808080"/>
     </w:rPr>
   </w:style>
+  <w:style w:type="paragraph" w:styleId="NormalWeb">
+    <w:name w:val="Normal (Web)"/>
+    <w:basedOn w:val="Normal"/>
+    <w:uiPriority w:val="99"/>
+    <w:semiHidden/>
+    <w:unhideWhenUsed/>
+    <w:rsid w:val="00846335"/>
+    <w:rPr>
+      <w:rFonts w:ascii="Times New Roman" w:hAnsi="Times New Roman" w:cs="Times New Roman"/>
+      <w:sz w:val="24"/>
+      <w:szCs w:val="24"/>
+    </w:rPr>
+  </w:style>
 </w:styles>
 </file>
 
 <file path=word/glossary/document.xml><?xml version="1.0" encoding="utf-8"?>
-<w:glossaryDocument xmlns:wpc="http://schemas.microsoft.com/office/word/2010/wordprocessingCanvas" xmlns:cx="http://schemas.microsoft.com/office/drawing/2014/chartex" xmlns:cx1="http://schemas.microsoft.com/office/drawing/2015/9/8/chartex" xmlns:cx2="http://schemas.microsoft.com/office/drawing/2015/10/21/chartex" xmlns:cx3="http://schemas.microsoft.com/office/drawing/2016/5/9/chartex" xmlns:cx4="http://schemas.microsoft.com/office/drawing/2016/5/10/chartex" xmlns:cx5="http://schemas.microsoft.com/office/drawing/2016/5/11/chartex" xmlns:cx6="http://schemas.microsoft.com/office/drawing/2016/5/12/chartex" xmlns:cx7="http://schemas.microsoft.com/office/drawing/2016/5/13/chartex" xmlns:cx8="http://schemas.microsoft.com/office/drawing/2016/5/14/chartex" xmlns:mc="http://schemas.openxmlformats.org/markup-compatibility/2006" xmlns:aink="http://schemas.microsoft.com/office/drawing/2016/ink" xmlns:am3d="http://schemas.microsoft.com/office/drawing/2017/model3d" xmlns:o="urn:schemas-microsoft-com:office:office" xmlns:r="http://schemas.openxmlformats.org/officeDocument/2006/relationships" xmlns:m="http://schemas.openxmlformats.org/officeDocument/2006/math" xmlns:v="urn:schemas-microsoft-com:vml" xmlns:wp14="http://schemas.microsoft.com/office/word/2010/wordprocessingDrawing" xmlns:wp="http://schemas.openxmlformats.org/drawingml/2006/wordprocessingDrawing" xmlns:w10="urn:schemas-microsoft-com:office:word" xmlns:w="http://schemas.openxmlformats.org/wordprocessingml/2006/main" xmlns:w14="http://schemas.microsoft.com/office/word/2010/wordml" xmlns:w15="http://schemas.microsoft.com/office/word/2012/wordml" xmlns:w16cex="http://schemas.microsoft.com/office/word/2018/wordml/cex" xmlns:w16cid="http://schemas.microsoft.com/office/word/2016/wordml/cid" xmlns:w16="http://schemas.microsoft.com/office/word/2018/wordml" xmlns:w16sdtdh="http://schemas.microsoft.com/office/word/2020/wordml/sdtdatahash" xmlns:w16se="http://schemas.microsoft.com/office/word/2015/wordml/symex" xmlns:wpg="http://schemas.microsoft.com/office/word/2010/wordprocessingGroup" xmlns:wpi="http://schemas.microsoft.com/office/word/2010/wordprocessingInk" xmlns:wne="http://schemas.microsoft.com/office/word/2006/wordml" xmlns:wps="http://schemas.microsoft.com/office/word/2010/wordprocessingShape" mc:Ignorable="w14 w15 w16se w16cid w16 w16cex w16sdtdh wp14">
+<w:glossaryDocument xmlns:wpc="http://schemas.microsoft.com/office/word/2010/wordprocessingCanvas" xmlns:cx="http://schemas.microsoft.com/office/drawing/2014/chartex" xmlns:cx1="http://schemas.microsoft.com/office/drawing/2015/9/8/chartex" xmlns:cx2="http://schemas.microsoft.com/office/drawing/2015/10/21/chartex" xmlns:cx3="http://schemas.microsoft.com/office/drawing/2016/5/9/chartex" xmlns:cx4="http://schemas.microsoft.com/office/drawing/2016/5/10/chartex" xmlns:cx5="http://schemas.microsoft.com/office/drawing/2016/5/11/chartex" xmlns:cx6="http://schemas.microsoft.com/office/drawing/2016/5/12/chartex" xmlns:cx7="http://schemas.microsoft.com/office/drawing/2016/5/13/chartex" xmlns:cx8="http://schemas.microsoft.com/office/drawing/2016/5/14/chartex" xmlns:mc="http://schemas.openxmlformats.org/markup-compatibility/2006" xmlns:aink="http://schemas.microsoft.com/office/drawing/2016/ink" xmlns:am3d="http://schemas.microsoft.com/office/drawing/2017/model3d" xmlns:o="urn:schemas-microsoft-com:office:office" xmlns:oel="http://schemas.microsoft.com/office/2019/extlst" xmlns:r="http://schemas.openxmlformats.org/officeDocument/2006/relationships" xmlns:m="http://schemas.openxmlformats.org/officeDocument/2006/math" xmlns:v="urn:schemas-microsoft-com:vml" xmlns:wp14="http://schemas.microsoft.com/office/word/2010/wordprocessingDrawing" xmlns:wp="http://schemas.openxmlformats.org/drawingml/2006/wordprocessingDrawing" xmlns:w10="urn:schemas-microsoft-com:office:word" xmlns:w="http://schemas.openxmlformats.org/wordprocessingml/2006/main" xmlns:w14="http://schemas.microsoft.com/office/word/2010/wordml" xmlns:w15="http://schemas.microsoft.com/office/word/2012/wordml" xmlns:w16cex="http://schemas.microsoft.com/office/word/2018/wordml/cex" xmlns:w16cid="http://schemas.microsoft.com/office/word/2016/wordml/cid" xmlns:w16="http://schemas.microsoft.com/office/word/2018/wordml" xmlns:w16du="http://schemas.microsoft.com/office/word/2023/wordml/word16du" xmlns:w16sdtdh="http://schemas.microsoft.com/office/word/2020/wordml/sdtdatahash" xmlns:w16sdtfl="http://schemas.microsoft.com/office/word/2024/wordml/sdtformatlock" xmlns:w16se="http://schemas.microsoft.com/office/word/2015/wordml/symex" xmlns:wpg="http://schemas.microsoft.com/office/word/2010/wordprocessingGroup" xmlns:wpi="http://schemas.microsoft.com/office/word/2010/wordprocessingInk" xmlns:wne="http://schemas.microsoft.com/office/word/2006/wordml" xmlns:wps="http://schemas.microsoft.com/office/word/2010/wordprocessingShape" mc:Ignorable="w14 w15 w16se w16cid w16 w16cex w16sdtdh w16sdtfl w16du wp14">
   <w:docParts>
     <w:docPart>
       <w:docPartPr>
@@ -1895,7 +2170,7 @@
           </w:r>
           <w:r>
             <w:rPr>
-              <w:rStyle w:val="PlaceholderText"/>
+              <w:rStyle w:val="Textodelmarcadordeposicin"/>
               <w:color w:val="808080" w:themeColor="background1" w:themeShade="80"/>
             </w:rPr>
             <w:t>.</w:t>
@@ -1999,9 +2274,114 @@
           </w:pPr>
           <w:r>
             <w:rPr>
-              <w:rStyle w:val="PlaceholderText"/>
+              <w:rStyle w:val="Textodelmarcadordeposicin"/>
             </w:rPr>
             <w:t>Answer the same as shown End User Statement (End-use details (Specific details on purpose for which items would be used)). Example of answer: The plasmid is a synthetic construct containing full Spike gene and it cannot be used to generate full-length infectious virus. It was specially designed for mRNA or protein expression for vaccine development</w:t>
+          </w:r>
+        </w:p>
+      </w:docPartBody>
+    </w:docPart>
+    <w:docPart>
+      <w:docPartPr>
+        <w:name w:val="0448785275DB4428AFBBAA04D0F4AF46"/>
+        <w:category>
+          <w:name w:val="General"/>
+          <w:gallery w:val="placeholder"/>
+        </w:category>
+        <w:types>
+          <w:type w:val="bbPlcHdr"/>
+        </w:types>
+        <w:behaviors>
+          <w:behavior w:val="content"/>
+        </w:behaviors>
+        <w:guid w:val="{388BB2C3-05AF-4C28-A8C5-383462314B0F}"/>
+      </w:docPartPr>
+      <w:docPartBody>
+        <w:p>
+          <w:pPr>
+            <w:pStyle w:val="0448785275DB4428AFBBAA04D0F4AF46"/>
+          </w:pPr>
+          <w:r>
+            <w:rPr>
+              <w:color w:val="7030A0"/>
+            </w:rPr>
+            <w:t xml:space="preserve">[FILL BY CUSTOMER] </w:t>
+          </w:r>
+          <w:r>
+            <w:rPr>
+              <w:rStyle w:val="Textodelmarcadordeposicin"/>
+            </w:rPr>
+            <w:t>Choose an item</w:t>
+          </w:r>
+        </w:p>
+      </w:docPartBody>
+    </w:docPart>
+    <w:docPart>
+      <w:docPartPr>
+        <w:name w:val="2E05953CBFDF4B78B776F99998B6A16A"/>
+        <w:category>
+          <w:name w:val="General"/>
+          <w:gallery w:val="placeholder"/>
+        </w:category>
+        <w:types>
+          <w:type w:val="bbPlcHdr"/>
+        </w:types>
+        <w:behaviors>
+          <w:behavior w:val="content"/>
+        </w:behaviors>
+        <w:guid w:val="{53D8F3CD-2088-4FD2-BB95-7C0C8135ABC3}"/>
+      </w:docPartPr>
+      <w:docPartBody>
+        <w:p>
+          <w:pPr>
+            <w:pStyle w:val="2E05953CBFDF4B78B776F99998B6A16A"/>
+          </w:pPr>
+          <w:r>
+            <w:rPr>
+              <w:color w:val="7030A0"/>
+            </w:rPr>
+            <w:t xml:space="preserve">[FILL BY CUSTOMER] </w:t>
+          </w:r>
+          <w:r>
+            <w:rPr>
+              <w:rStyle w:val="Textodelmarcadordeposicin"/>
+            </w:rPr>
+            <w:t>Choose an item</w:t>
+          </w:r>
+        </w:p>
+      </w:docPartBody>
+    </w:docPart>
+    <w:docPart>
+      <w:docPartPr>
+        <w:name w:val="70C53119319542019AE3C6EA09368D78"/>
+        <w:category>
+          <w:name w:val="General"/>
+          <w:gallery w:val="placeholder"/>
+        </w:category>
+        <w:types>
+          <w:type w:val="bbPlcHdr"/>
+        </w:types>
+        <w:behaviors>
+          <w:behavior w:val="content"/>
+        </w:behaviors>
+        <w:guid w:val="{65FEF209-6E88-4692-955C-50E55D7DE357}"/>
+      </w:docPartPr>
+      <w:docPartBody>
+        <w:p>
+          <w:pPr>
+            <w:pStyle w:val="70C53119319542019AE3C6EA09368D78"/>
+          </w:pPr>
+          <w:r>
+            <w:rPr>
+              <w:color w:val="7030A0"/>
+            </w:rPr>
+            <w:t xml:space="preserve">[FILL BY CUSTOMER] </w:t>
+          </w:r>
+          <w:r>
+            <w:rPr>
+              <w:rStyle w:val="Textodelmarcadordeposicin"/>
+            </w:rPr>
+            <w:t>[pathogen name]</w:t>
           </w:r>
         </w:p>
       </w:docPartBody>
@@ -2011,7 +2391,7 @@
 </file>
 
 <file path=word/glossary/fontTable.xml><?xml version="1.0" encoding="utf-8"?>
-<w:fonts xmlns:mc="http://schemas.openxmlformats.org/markup-compatibility/2006" xmlns:r="http://schemas.openxmlformats.org/officeDocument/2006/relationships" xmlns:w="http://schemas.openxmlformats.org/wordprocessingml/2006/main" xmlns:w14="http://schemas.microsoft.com/office/word/2010/wordml" xmlns:w15="http://schemas.microsoft.com/office/word/2012/wordml" xmlns:w16cex="http://schemas.microsoft.com/office/word/2018/wordml/cex" xmlns:w16cid="http://schemas.microsoft.com/office/word/2016/wordml/cid" xmlns:w16="http://schemas.microsoft.com/office/word/2018/wordml" xmlns:w16sdtdh="http://schemas.microsoft.com/office/word/2020/wordml/sdtdatahash" xmlns:w16se="http://schemas.microsoft.com/office/word/2015/wordml/symex" mc:Ignorable="w14 w15 w16se w16cid w16 w16cex w16sdtdh">
+<w:fonts xmlns:mc="http://schemas.openxmlformats.org/markup-compatibility/2006" xmlns:r="http://schemas.openxmlformats.org/officeDocument/2006/relationships" xmlns:w="http://schemas.openxmlformats.org/wordprocessingml/2006/main" xmlns:w14="http://schemas.microsoft.com/office/word/2010/wordml" xmlns:w15="http://schemas.microsoft.com/office/word/2012/wordml" xmlns:w16cex="http://schemas.microsoft.com/office/word/2018/wordml/cex" xmlns:w16cid="http://schemas.microsoft.com/office/word/2016/wordml/cid" xmlns:w16="http://schemas.microsoft.com/office/word/2018/wordml" xmlns:w16du="http://schemas.microsoft.com/office/word/2023/wordml/word16du" xmlns:w16sdtdh="http://schemas.microsoft.com/office/word/2020/wordml/sdtdatahash" xmlns:w16sdtfl="http://schemas.microsoft.com/office/word/2024/wordml/sdtformatlock" xmlns:w16se="http://schemas.microsoft.com/office/word/2015/wordml/symex" mc:Ignorable="w14 w15 w16se w16cid w16 w16cex w16sdtdh w16sdtfl w16du">
   <w:font w:name="Symbol">
     <w:panose1 w:val="05050102010706020507"/>
     <w:charset w:val="02"/>
@@ -2062,17 +2442,8 @@
     <w:pitch w:val="variable"/>
     <w:sig w:usb0="E4002EFF" w:usb1="C000E47F" w:usb2="00000009" w:usb3="00000000" w:csb0="000001FF" w:csb1="00000000"/>
   </w:font>
-  <w:font w:name="DengXian">
-    <w:altName w:val="等线"/>
-    <w:panose1 w:val="02010600030101010101"/>
-    <w:charset w:val="86"/>
-    <w:family w:val="auto"/>
-    <w:pitch w:val="variable"/>
-    <w:sig w:usb0="A00002BF" w:usb1="38CF7CFA" w:usb2="00000016" w:usb3="00000000" w:csb0="0004000F" w:csb1="00000000"/>
-  </w:font>
   <w:font w:name="DengXian Light">
     <w:altName w:val="等线 Light"/>
-    <w:panose1 w:val="02010600030101010101"/>
     <w:charset w:val="86"/>
     <w:family w:val="auto"/>
     <w:pitch w:val="variable"/>
@@ -2083,13 +2454,33 @@
     <w:charset w:val="00"/>
     <w:family w:val="swiss"/>
     <w:pitch w:val="variable"/>
-    <w:sig w:usb0="A0002AEF" w:usb1="4000207B" w:usb2="00000000" w:usb3="00000000" w:csb0="000001FF" w:csb1="00000000"/>
+    <w:sig w:usb0="E4002EFF" w:usb1="C000247B" w:usb2="00000009" w:usb3="00000000" w:csb0="000001FF" w:csb1="00000000"/>
+  </w:font>
+  <w:font w:name="DengXian">
+    <w:altName w:val="等线"/>
+    <w:panose1 w:val="02010600030101010101"/>
+    <w:charset w:val="86"/>
+    <w:family w:val="auto"/>
+    <w:pitch w:val="variable"/>
+    <w:sig w:usb0="A00002BF" w:usb1="38CF7CFA" w:usb2="00000016" w:usb3="00000000" w:csb0="0004000F" w:csb1="00000000"/>
+  </w:font>
+  <w:font w:name="Aptos">
+    <w:charset w:val="00"/>
+    <w:family w:val="swiss"/>
+    <w:pitch w:val="variable"/>
+    <w:sig w:usb0="20000287" w:usb1="00000003" w:usb2="00000000" w:usb3="00000000" w:csb0="0000019F" w:csb1="00000000"/>
+  </w:font>
+  <w:font w:name="Aptos Display">
+    <w:charset w:val="00"/>
+    <w:family w:val="swiss"/>
+    <w:pitch w:val="variable"/>
+    <w:sig w:usb0="20000287" w:usb1="00000003" w:usb2="00000000" w:usb3="00000000" w:csb0="0000019F" w:csb1="00000000"/>
   </w:font>
 </w:fonts>
 </file>
 
 <file path=word/glossary/settings.xml><?xml version="1.0" encoding="utf-8"?>
-<w:settings xmlns:mc="http://schemas.openxmlformats.org/markup-compatibility/2006" xmlns:o="urn:schemas-microsoft-com:office:office" xmlns:r="http://schemas.openxmlformats.org/officeDocument/2006/relationships" xmlns:m="http://schemas.openxmlformats.org/officeDocument/2006/math" xmlns:v="urn:schemas-microsoft-com:vml" xmlns:w10="urn:schemas-microsoft-com:office:word" xmlns:w="http://schemas.openxmlformats.org/wordprocessingml/2006/main" xmlns:w14="http://schemas.microsoft.com/office/word/2010/wordml" xmlns:w15="http://schemas.microsoft.com/office/word/2012/wordml" xmlns:w16cex="http://schemas.microsoft.com/office/word/2018/wordml/cex" xmlns:w16cid="http://schemas.microsoft.com/office/word/2016/wordml/cid" xmlns:w16="http://schemas.microsoft.com/office/word/2018/wordml" xmlns:w16sdtdh="http://schemas.microsoft.com/office/word/2020/wordml/sdtdatahash" xmlns:w16se="http://schemas.microsoft.com/office/word/2015/wordml/symex" xmlns:sl="http://schemas.openxmlformats.org/schemaLibrary/2006/main" mc:Ignorable="w14 w15 w16se w16cid w16 w16cex w16sdtdh">
+<w:settings xmlns:mc="http://schemas.openxmlformats.org/markup-compatibility/2006" xmlns:o="urn:schemas-microsoft-com:office:office" xmlns:r="http://schemas.openxmlformats.org/officeDocument/2006/relationships" xmlns:m="http://schemas.openxmlformats.org/officeDocument/2006/math" xmlns:v="urn:schemas-microsoft-com:vml" xmlns:w10="urn:schemas-microsoft-com:office:word" xmlns:w="http://schemas.openxmlformats.org/wordprocessingml/2006/main" xmlns:w14="http://schemas.microsoft.com/office/word/2010/wordml" xmlns:w15="http://schemas.microsoft.com/office/word/2012/wordml" xmlns:w16cex="http://schemas.microsoft.com/office/word/2018/wordml/cex" xmlns:w16cid="http://schemas.microsoft.com/office/word/2016/wordml/cid" xmlns:w16="http://schemas.microsoft.com/office/word/2018/wordml" xmlns:w16du="http://schemas.microsoft.com/office/word/2023/wordml/word16du" xmlns:w16sdtdh="http://schemas.microsoft.com/office/word/2020/wordml/sdtdatahash" xmlns:w16sdtfl="http://schemas.microsoft.com/office/word/2024/wordml/sdtformatlock" xmlns:w16se="http://schemas.microsoft.com/office/word/2015/wordml/symex" xmlns:sl="http://schemas.openxmlformats.org/schemaLibrary/2006/main" mc:Ignorable="w14 w15 w16se w16cid w16 w16cex w16sdtdh w16sdtfl w16du">
   <w:view w:val="normal"/>
   <w:defaultTabStop w:val="720"/>
   <w:characterSpacingControl w:val="doNotCompress"/>
@@ -2104,12 +2495,22 @@
   </w:compat>
   <w:rsids>
     <w:rsidRoot w:val="00265A6F"/>
+    <w:rsid w:val="001A60F7"/>
     <w:rsid w:val="00265A6F"/>
     <w:rsid w:val="003138D3"/>
     <w:rsid w:val="003C4AE8"/>
+    <w:rsid w:val="003F60F5"/>
     <w:rsid w:val="003F71E4"/>
+    <w:rsid w:val="00626206"/>
+    <w:rsid w:val="006807A4"/>
+    <w:rsid w:val="006C30B9"/>
+    <w:rsid w:val="006C567D"/>
+    <w:rsid w:val="008C42FD"/>
+    <w:rsid w:val="009232BA"/>
     <w:rsid w:val="009E1FE8"/>
+    <w:rsid w:val="00AE55BD"/>
     <w:rsid w:val="00B13BCC"/>
+    <w:rsid w:val="00B614A1"/>
     <w:rsid w:val="00EC1058"/>
     <w:rsid w:val="00F00896"/>
   </w:rsids>
@@ -2128,14 +2529,14 @@
   </m:mathPr>
   <w:themeFontLang w:val="en-US" w:eastAsia="zh-CN"/>
   <w:clrSchemeMapping w:bg1="light1" w:t1="dark1" w:bg2="light2" w:t2="dark2" w:accent1="accent1" w:accent2="accent2" w:accent3="accent3" w:accent4="accent4" w:accent5="accent5" w:accent6="accent6" w:hyperlink="hyperlink" w:followedHyperlink="followedHyperlink"/>
-  <w:decimalSymbol w:val="."/>
-  <w:listSeparator w:val=","/>
+  <w:decimalSymbol w:val=","/>
+  <w:listSeparator w:val=";"/>
   <w15:chartTrackingRefBased/>
 </w:settings>
 </file>
 
 <file path=word/glossary/styles.xml><?xml version="1.0" encoding="utf-8"?>
-<w:styles xmlns:mc="http://schemas.openxmlformats.org/markup-compatibility/2006" xmlns:r="http://schemas.openxmlformats.org/officeDocument/2006/relationships" xmlns:w="http://schemas.openxmlformats.org/wordprocessingml/2006/main" xmlns:w14="http://schemas.microsoft.com/office/word/2010/wordml" xmlns:w15="http://schemas.microsoft.com/office/word/2012/wordml" xmlns:w16cex="http://schemas.microsoft.com/office/word/2018/wordml/cex" xmlns:w16cid="http://schemas.microsoft.com/office/word/2016/wordml/cid" xmlns:w16="http://schemas.microsoft.com/office/word/2018/wordml" xmlns:w16sdtdh="http://schemas.microsoft.com/office/word/2020/wordml/sdtdatahash" xmlns:w16se="http://schemas.microsoft.com/office/word/2015/wordml/symex" mc:Ignorable="w14 w15 w16se w16cid w16 w16cex w16sdtdh">
+<w:styles xmlns:mc="http://schemas.openxmlformats.org/markup-compatibility/2006" xmlns:r="http://schemas.openxmlformats.org/officeDocument/2006/relationships" xmlns:w="http://schemas.openxmlformats.org/wordprocessingml/2006/main" xmlns:w14="http://schemas.microsoft.com/office/word/2010/wordml" xmlns:w15="http://schemas.microsoft.com/office/word/2012/wordml" xmlns:w16cex="http://schemas.microsoft.com/office/word/2018/wordml/cex" xmlns:w16cid="http://schemas.microsoft.com/office/word/2016/wordml/cid" xmlns:w16="http://schemas.microsoft.com/office/word/2018/wordml" xmlns:w16du="http://schemas.microsoft.com/office/word/2023/wordml/word16du" xmlns:w16sdtdh="http://schemas.microsoft.com/office/word/2020/wordml/sdtdatahash" xmlns:w16sdtfl="http://schemas.microsoft.com/office/word/2024/wordml/sdtformatlock" xmlns:w16se="http://schemas.microsoft.com/office/word/2015/wordml/symex" mc:Ignorable="w14 w15 w16se w16cid w16 w16cex w16sdtdh w16sdtfl w16du">
   <w:docDefaults>
     <w:rPrDefault>
       <w:rPr>
@@ -2533,13 +2934,13 @@
     <w:name w:val="Normal"/>
     <w:qFormat/>
   </w:style>
-  <w:style w:type="character" w:default="1" w:styleId="DefaultParagraphFont">
+  <w:style w:type="character" w:default="1" w:styleId="Fuentedeprrafopredeter">
     <w:name w:val="Default Paragraph Font"/>
     <w:uiPriority w:val="1"/>
     <w:semiHidden/>
     <w:unhideWhenUsed/>
   </w:style>
-  <w:style w:type="table" w:default="1" w:styleId="TableNormal">
+  <w:style w:type="table" w:default="1" w:styleId="Tablanormal">
     <w:name w:val="Normal Table"/>
     <w:uiPriority w:val="99"/>
     <w:semiHidden/>
@@ -2554,32 +2955,34 @@
       </w:tblCellMar>
     </w:tblPr>
   </w:style>
-  <w:style w:type="numbering" w:default="1" w:styleId="NoList">
+  <w:style w:type="numbering" w:default="1" w:styleId="Sinlista">
     <w:name w:val="No List"/>
     <w:uiPriority w:val="99"/>
     <w:semiHidden/>
     <w:unhideWhenUsed/>
   </w:style>
-  <w:style w:type="character" w:styleId="PlaceholderText">
+  <w:style w:type="character" w:styleId="Textodelmarcadordeposicin">
     <w:name w:val="Placeholder Text"/>
-    <w:basedOn w:val="DefaultParagraphFont"/>
+    <w:basedOn w:val="Fuentedeprrafopredeter"/>
     <w:uiPriority w:val="99"/>
     <w:semiHidden/>
-    <w:rsid w:val="00EC1058"/>
+    <w:rsid w:val="00B614A1"/>
     <w:rPr>
       <w:color w:val="808080"/>
     </w:rPr>
   </w:style>
-  <w:style w:type="paragraph" w:customStyle="1" w:styleId="7DD0C3760A1642D6BEBDFFEB1D8B8F9B1">
-    <w:name w:val="7DD0C3760A1642D6BEBDFFEB1D8B8F9B1"/>
-    <w:rsid w:val="00EC1058"/>
+  <w:style w:type="paragraph" w:customStyle="1" w:styleId="0448785275DB4428AFBBAA04D0F4AF46">
+    <w:name w:val="0448785275DB4428AFBBAA04D0F4AF46"/>
+    <w:rsid w:val="00B614A1"/>
     <w:pPr>
-      <w:ind w:left="720"/>
-      <w:contextualSpacing/>
+      <w:spacing w:line="278" w:lineRule="auto"/>
     </w:pPr>
     <w:rPr>
-      <w:rFonts w:eastAsia="SimSun"/>
-      <w:lang w:val="en-SG" w:eastAsia="en-US"/>
+      <w:kern w:val="2"/>
+      <w:sz w:val="24"/>
+      <w:szCs w:val="24"/>
+      <w:lang w:eastAsia="en-US"/>
+      <w14:ligatures w14:val="standardContextual"/>
     </w:rPr>
   </w:style>
   <w:style w:type="paragraph" w:customStyle="1" w:styleId="535F8154F8D7478A90E78D4D469C3BA12">
@@ -2654,11 +3057,39 @@
       <w:lang w:val="en-SG" w:eastAsia="en-US"/>
     </w:rPr>
   </w:style>
+  <w:style w:type="paragraph" w:customStyle="1" w:styleId="2E05953CBFDF4B78B776F99998B6A16A">
+    <w:name w:val="2E05953CBFDF4B78B776F99998B6A16A"/>
+    <w:rsid w:val="00B614A1"/>
+    <w:pPr>
+      <w:spacing w:line="278" w:lineRule="auto"/>
+    </w:pPr>
+    <w:rPr>
+      <w:kern w:val="2"/>
+      <w:sz w:val="24"/>
+      <w:szCs w:val="24"/>
+      <w:lang w:eastAsia="en-US"/>
+      <w14:ligatures w14:val="standardContextual"/>
+    </w:rPr>
+  </w:style>
+  <w:style w:type="paragraph" w:customStyle="1" w:styleId="70C53119319542019AE3C6EA09368D78">
+    <w:name w:val="70C53119319542019AE3C6EA09368D78"/>
+    <w:rsid w:val="00B614A1"/>
+    <w:pPr>
+      <w:spacing w:line="278" w:lineRule="auto"/>
+    </w:pPr>
+    <w:rPr>
+      <w:kern w:val="2"/>
+      <w:sz w:val="24"/>
+      <w:szCs w:val="24"/>
+      <w:lang w:eastAsia="en-US"/>
+      <w14:ligatures w14:val="standardContextual"/>
+    </w:rPr>
+  </w:style>
 </w:styles>
 </file>
 
 <file path=word/glossary/webSettings.xml><?xml version="1.0" encoding="utf-8"?>
-<w:webSettings xmlns:mc="http://schemas.openxmlformats.org/markup-compatibility/2006" xmlns:r="http://schemas.openxmlformats.org/officeDocument/2006/relationships" xmlns:w="http://schemas.openxmlformats.org/wordprocessingml/2006/main" xmlns:w14="http://schemas.microsoft.com/office/word/2010/wordml" xmlns:w15="http://schemas.microsoft.com/office/word/2012/wordml" xmlns:w16cex="http://schemas.microsoft.com/office/word/2018/wordml/cex" xmlns:w16cid="http://schemas.microsoft.com/office/word/2016/wordml/cid" xmlns:w16="http://schemas.microsoft.com/office/word/2018/wordml" xmlns:w16sdtdh="http://schemas.microsoft.com/office/word/2020/wordml/sdtdatahash" xmlns:w16se="http://schemas.microsoft.com/office/word/2015/wordml/symex" mc:Ignorable="w14 w15 w16se w16cid w16 w16cex w16sdtdh">
+<w:webSettings xmlns:mc="http://schemas.openxmlformats.org/markup-compatibility/2006" xmlns:r="http://schemas.openxmlformats.org/officeDocument/2006/relationships" xmlns:w="http://schemas.openxmlformats.org/wordprocessingml/2006/main" xmlns:w14="http://schemas.microsoft.com/office/word/2010/wordml" xmlns:w15="http://schemas.microsoft.com/office/word/2012/wordml" xmlns:w16cex="http://schemas.microsoft.com/office/word/2018/wordml/cex" xmlns:w16cid="http://schemas.microsoft.com/office/word/2016/wordml/cid" xmlns:w16="http://schemas.microsoft.com/office/word/2018/wordml" xmlns:w16du="http://schemas.microsoft.com/office/word/2023/wordml/word16du" xmlns:w16sdtdh="http://schemas.microsoft.com/office/word/2020/wordml/sdtdatahash" xmlns:w16sdtfl="http://schemas.microsoft.com/office/word/2024/wordml/sdtformatlock" xmlns:w16se="http://schemas.microsoft.com/office/word/2015/wordml/symex" mc:Ignorable="w14 w15 w16se w16cid w16 w16cex w16sdtdh w16sdtfl w16du">
   <w:optimizeForBrowser/>
   <w:allowPNG/>
 </w:webSettings>
@@ -2926,10 +3357,350 @@
 </file>
 
 <file path=customXml/item1.xml><?xml version="1.0" encoding="utf-8"?>
+<ct:contentTypeSchema xmlns:ct="http://schemas.microsoft.com/office/2006/metadata/contentType" xmlns:ma="http://schemas.microsoft.com/office/2006/metadata/properties/metaAttributes" ct:_="" ma:_="" ma:contentTypeName="Documento" ma:contentTypeID="0x0101000AFA54F8B5D9A7439A74D6A91BE24472" ma:contentTypeVersion="21" ma:contentTypeDescription="Crear nuevo documento." ma:contentTypeScope="" ma:versionID="ac5c25c320cc0a3013ab5e61d25a43fd">
+  <xsd:schema xmlns:xsd="http://www.w3.org/2001/XMLSchema" xmlns:xs="http://www.w3.org/2001/XMLSchema" xmlns:p="http://schemas.microsoft.com/office/2006/metadata/properties" xmlns:ns1="http://schemas.microsoft.com/sharepoint/v3" xmlns:ns2="44e1f549-b485-4cd1-bd61-8f08c37f2fed" xmlns:ns3="69665f79-f45d-410d-81dc-45cbf080aff1" targetNamespace="http://schemas.microsoft.com/office/2006/metadata/properties" ma:root="true" ma:fieldsID="ff07ebf8615d7009613386b69b7aae46" ns1:_="" ns2:_="" ns3:_="">
+    <xsd:import namespace="http://schemas.microsoft.com/sharepoint/v3"/>
+    <xsd:import namespace="44e1f549-b485-4cd1-bd61-8f08c37f2fed"/>
+    <xsd:import namespace="69665f79-f45d-410d-81dc-45cbf080aff1"/>
+    <xsd:element name="properties">
+      <xsd:complexType>
+        <xsd:sequence>
+          <xsd:element name="documentManagement">
+            <xsd:complexType>
+              <xsd:all>
+                <xsd:element ref="ns2:MediaServiceMetadata" minOccurs="0"/>
+                <xsd:element ref="ns2:MediaServiceFastMetadata" minOccurs="0"/>
+                <xsd:element ref="ns2:MediaServiceAutoTags" minOccurs="0"/>
+                <xsd:element ref="ns2:MediaServiceOCR" minOccurs="0"/>
+                <xsd:element ref="ns2:MediaServiceDateTaken" minOccurs="0"/>
+                <xsd:element ref="ns2:MediaServiceLocation" minOccurs="0"/>
+                <xsd:element ref="ns2:MediaServiceGenerationTime" minOccurs="0"/>
+                <xsd:element ref="ns2:MediaServiceEventHashCode" minOccurs="0"/>
+                <xsd:element ref="ns2:MediaServiceAutoKeyPoints" minOccurs="0"/>
+                <xsd:element ref="ns2:MediaServiceKeyPoints" minOccurs="0"/>
+                <xsd:element ref="ns3:SharedWithUsers" minOccurs="0"/>
+                <xsd:element ref="ns3:SharedWithDetails" minOccurs="0"/>
+                <xsd:element ref="ns2:MediaLengthInSeconds" minOccurs="0"/>
+                <xsd:element ref="ns2:lcf76f155ced4ddcb4097134ff3c332f" minOccurs="0"/>
+                <xsd:element ref="ns3:TaxCatchAll" minOccurs="0"/>
+                <xsd:element ref="ns2:MediaServiceObjectDetectorVersions" minOccurs="0"/>
+                <xsd:element ref="ns2:MediaServiceSearchProperties" minOccurs="0"/>
+                <xsd:element ref="ns2:MediaServiceBillingMetadata" minOccurs="0"/>
+                <xsd:element ref="ns1:_ip_UnifiedCompliancePolicyProperties" minOccurs="0"/>
+                <xsd:element ref="ns1:_ip_UnifiedCompliancePolicyUIAction" minOccurs="0"/>
+              </xsd:all>
+            </xsd:complexType>
+          </xsd:element>
+        </xsd:sequence>
+      </xsd:complexType>
+    </xsd:element>
+  </xsd:schema>
+  <xsd:schema xmlns:xsd="http://www.w3.org/2001/XMLSchema" xmlns:xs="http://www.w3.org/2001/XMLSchema" xmlns:dms="http://schemas.microsoft.com/office/2006/documentManagement/types" xmlns:pc="http://schemas.microsoft.com/office/infopath/2007/PartnerControls" targetNamespace="http://schemas.microsoft.com/sharepoint/v3" elementFormDefault="qualified">
+    <xsd:import namespace="http://schemas.microsoft.com/office/2006/documentManagement/types"/>
+    <xsd:import namespace="http://schemas.microsoft.com/office/infopath/2007/PartnerControls"/>
+    <xsd:element name="_ip_UnifiedCompliancePolicyProperties" ma:index="27" nillable="true" ma:displayName="Propiedades de la Directiva de cumplimiento unificado" ma:hidden="true" ma:internalName="_ip_UnifiedCompliancePolicyProperties">
+      <xsd:simpleType>
+        <xsd:restriction base="dms:Note"/>
+      </xsd:simpleType>
+    </xsd:element>
+    <xsd:element name="_ip_UnifiedCompliancePolicyUIAction" ma:index="28" nillable="true" ma:displayName="Acción de IU de la Directiva de cumplimiento unificado" ma:hidden="true" ma:internalName="_ip_UnifiedCompliancePolicyUIAction">
+      <xsd:simpleType>
+        <xsd:restriction base="dms:Text"/>
+      </xsd:simpleType>
+    </xsd:element>
+  </xsd:schema>
+  <xsd:schema xmlns:xsd="http://www.w3.org/2001/XMLSchema" xmlns:xs="http://www.w3.org/2001/XMLSchema" xmlns:dms="http://schemas.microsoft.com/office/2006/documentManagement/types" xmlns:pc="http://schemas.microsoft.com/office/infopath/2007/PartnerControls" targetNamespace="44e1f549-b485-4cd1-bd61-8f08c37f2fed" elementFormDefault="qualified">
+    <xsd:import namespace="http://schemas.microsoft.com/office/2006/documentManagement/types"/>
+    <xsd:import namespace="http://schemas.microsoft.com/office/infopath/2007/PartnerControls"/>
+    <xsd:element name="MediaServiceMetadata" ma:index="8" nillable="true" ma:displayName="MediaServiceMetadata" ma:hidden="true" ma:internalName="MediaServiceMetadata" ma:readOnly="true">
+      <xsd:simpleType>
+        <xsd:restriction base="dms:Note"/>
+      </xsd:simpleType>
+    </xsd:element>
+    <xsd:element name="MediaServiceFastMetadata" ma:index="9" nillable="true" ma:displayName="MediaServiceFastMetadata" ma:hidden="true" ma:internalName="MediaServiceFastMetadata" ma:readOnly="true">
+      <xsd:simpleType>
+        <xsd:restriction base="dms:Note"/>
+      </xsd:simpleType>
+    </xsd:element>
+    <xsd:element name="MediaServiceAutoTags" ma:index="10" nillable="true" ma:displayName="Tags" ma:internalName="MediaServiceAutoTags" ma:readOnly="true">
+      <xsd:simpleType>
+        <xsd:restriction base="dms:Text"/>
+      </xsd:simpleType>
+    </xsd:element>
+    <xsd:element name="MediaServiceOCR" ma:index="11" nillable="true" ma:displayName="Extracted Text" ma:internalName="MediaServiceOCR" ma:readOnly="true">
+      <xsd:simpleType>
+        <xsd:restriction base="dms:Note">
+          <xsd:maxLength value="255"/>
+        </xsd:restriction>
+      </xsd:simpleType>
+    </xsd:element>
+    <xsd:element name="MediaServiceDateTaken" ma:index="12" nillable="true" ma:displayName="MediaServiceDateTaken" ma:hidden="true" ma:internalName="MediaServiceDateTaken" ma:readOnly="true">
+      <xsd:simpleType>
+        <xsd:restriction base="dms:Text"/>
+      </xsd:simpleType>
+    </xsd:element>
+    <xsd:element name="MediaServiceLocation" ma:index="13" nillable="true" ma:displayName="Location" ma:internalName="MediaServiceLocation" ma:readOnly="true">
+      <xsd:simpleType>
+        <xsd:restriction base="dms:Text"/>
+      </xsd:simpleType>
+    </xsd:element>
+    <xsd:element name="MediaServiceGenerationTime" ma:index="14" nillable="true" ma:displayName="MediaServiceGenerationTime" ma:hidden="true" ma:internalName="MediaServiceGenerationTime" ma:readOnly="true">
+      <xsd:simpleType>
+        <xsd:restriction base="dms:Text"/>
+      </xsd:simpleType>
+    </xsd:element>
+    <xsd:element name="MediaServiceEventHashCode" ma:index="15" nillable="true" ma:displayName="MediaServiceEventHashCode" ma:hidden="true" ma:internalName="MediaServiceEventHashCode" ma:readOnly="true">
+      <xsd:simpleType>
+        <xsd:restriction base="dms:Text"/>
+      </xsd:simpleType>
+    </xsd:element>
+    <xsd:element name="MediaServiceAutoKeyPoints" ma:index="16" nillable="true" ma:displayName="MediaServiceAutoKeyPoints" ma:hidden="true" ma:internalName="MediaServiceAutoKeyPoints" ma:readOnly="true">
+      <xsd:simpleType>
+        <xsd:restriction base="dms:Note"/>
+      </xsd:simpleType>
+    </xsd:element>
+    <xsd:element name="MediaServiceKeyPoints" ma:index="17" nillable="true" ma:displayName="KeyPoints" ma:internalName="MediaServiceKeyPoints" ma:readOnly="true">
+      <xsd:simpleType>
+        <xsd:restriction base="dms:Note">
+          <xsd:maxLength value="255"/>
+        </xsd:restriction>
+      </xsd:simpleType>
+    </xsd:element>
+    <xsd:element name="MediaLengthInSeconds" ma:index="20" nillable="true" ma:displayName="Length (seconds)" ma:internalName="MediaLengthInSeconds" ma:readOnly="true">
+      <xsd:simpleType>
+        <xsd:restriction base="dms:Unknown"/>
+      </xsd:simpleType>
+    </xsd:element>
+    <xsd:element name="lcf76f155ced4ddcb4097134ff3c332f" ma:index="22" nillable="true" ma:taxonomy="true" ma:internalName="lcf76f155ced4ddcb4097134ff3c332f" ma:taxonomyFieldName="MediaServiceImageTags" ma:displayName="Etiquetas de imagen" ma:readOnly="false" ma:fieldId="{5cf76f15-5ced-4ddc-b409-7134ff3c332f}" ma:taxonomyMulti="true" ma:sspId="40dcfef9-0d0f-4399-8204-3b6aecb1fa83" ma:termSetId="09814cd3-568e-fe90-9814-8d621ff8fb84" ma:anchorId="fba54fb3-c3e1-fe81-a776-ca4b69148c4d" ma:open="true" ma:isKeyword="false">
+      <xsd:complexType>
+        <xsd:sequence>
+          <xsd:element ref="pc:Terms" minOccurs="0" maxOccurs="1"/>
+        </xsd:sequence>
+      </xsd:complexType>
+    </xsd:element>
+    <xsd:element name="MediaServiceObjectDetectorVersions" ma:index="24" nillable="true" ma:displayName="MediaServiceObjectDetectorVersions" ma:description="" ma:hidden="true" ma:indexed="true" ma:internalName="MediaServiceObjectDetectorVersions" ma:readOnly="true">
+      <xsd:simpleType>
+        <xsd:restriction base="dms:Text"/>
+      </xsd:simpleType>
+    </xsd:element>
+    <xsd:element name="MediaServiceSearchProperties" ma:index="25" nillable="true" ma:displayName="MediaServiceSearchProperties" ma:hidden="true" ma:internalName="MediaServiceSearchProperties" ma:readOnly="true">
+      <xsd:simpleType>
+        <xsd:restriction base="dms:Note"/>
+      </xsd:simpleType>
+    </xsd:element>
+    <xsd:element name="MediaServiceBillingMetadata" ma:index="26" nillable="true" ma:displayName="MediaServiceBillingMetadata" ma:hidden="true" ma:internalName="MediaServiceBillingMetadata" ma:readOnly="true">
+      <xsd:simpleType>
+        <xsd:restriction base="dms:Note"/>
+      </xsd:simpleType>
+    </xsd:element>
+  </xsd:schema>
+  <xsd:schema xmlns:xsd="http://www.w3.org/2001/XMLSchema" xmlns:xs="http://www.w3.org/2001/XMLSchema" xmlns:dms="http://schemas.microsoft.com/office/2006/documentManagement/types" xmlns:pc="http://schemas.microsoft.com/office/infopath/2007/PartnerControls" targetNamespace="69665f79-f45d-410d-81dc-45cbf080aff1" elementFormDefault="qualified">
+    <xsd:import namespace="http://schemas.microsoft.com/office/2006/documentManagement/types"/>
+    <xsd:import namespace="http://schemas.microsoft.com/office/infopath/2007/PartnerControls"/>
+    <xsd:element name="SharedWithUsers" ma:index="18" nillable="true" ma:displayName="Compartido con" ma:internalName="SharedWithUsers" ma:readOnly="true">
+      <xsd:complexType>
+        <xsd:complexContent>
+          <xsd:extension base="dms:UserMulti">
+            <xsd:sequence>
+              <xsd:element name="UserInfo" minOccurs="0" maxOccurs="unbounded">
+                <xsd:complexType>
+                  <xsd:sequence>
+                    <xsd:element name="DisplayName" type="xsd:string" minOccurs="0"/>
+                    <xsd:element name="AccountId" type="dms:UserId" minOccurs="0" nillable="true"/>
+                    <xsd:element name="AccountType" type="xsd:string" minOccurs="0"/>
+                  </xsd:sequence>
+                </xsd:complexType>
+              </xsd:element>
+            </xsd:sequence>
+          </xsd:extension>
+        </xsd:complexContent>
+      </xsd:complexType>
+    </xsd:element>
+    <xsd:element name="SharedWithDetails" ma:index="19" nillable="true" ma:displayName="Detalles de uso compartido" ma:internalName="SharedWithDetails" ma:readOnly="true">
+      <xsd:simpleType>
+        <xsd:restriction base="dms:Note">
+          <xsd:maxLength value="255"/>
+        </xsd:restriction>
+      </xsd:simpleType>
+    </xsd:element>
+    <xsd:element name="TaxCatchAll" ma:index="23" nillable="true" ma:displayName="Taxonomy Catch All Column" ma:hidden="true" ma:list="{7c58ced8-1841-4f84-a448-edc4054a5826}" ma:internalName="TaxCatchAll" ma:showField="CatchAllData" ma:web="69665f79-f45d-410d-81dc-45cbf080aff1">
+      <xsd:complexType>
+        <xsd:complexContent>
+          <xsd:extension base="dms:MultiChoiceLookup">
+            <xsd:sequence>
+              <xsd:element name="Value" type="dms:Lookup" maxOccurs="unbounded" minOccurs="0" nillable="true"/>
+            </xsd:sequence>
+          </xsd:extension>
+        </xsd:complexContent>
+      </xsd:complexType>
+    </xsd:element>
+  </xsd:schema>
+  <xsd:schema xmlns="http://schemas.openxmlformats.org/package/2006/metadata/core-properties" xmlns:xsd="http://www.w3.org/2001/XMLSchema" xmlns:xsi="http://www.w3.org/2001/XMLSchema-instance" xmlns:dc="http://purl.org/dc/elements/1.1/" xmlns:dcterms="http://purl.org/dc/terms/" xmlns:odoc="http://schemas.microsoft.com/internal/obd" targetNamespace="http://schemas.openxmlformats.org/package/2006/metadata/core-properties" elementFormDefault="qualified" attributeFormDefault="unqualified" blockDefault="#all">
+    <xsd:import namespace="http://purl.org/dc/elements/1.1/" schemaLocation="http://dublincore.org/schemas/xmls/qdc/2003/04/02/dc.xsd"/>
+    <xsd:import namespace="http://purl.org/dc/terms/" schemaLocation="http://dublincore.org/schemas/xmls/qdc/2003/04/02/dcterms.xsd"/>
+    <xsd:element name="coreProperties" type="CT_coreProperties"/>
+    <xsd:complexType name="CT_coreProperties">
+      <xsd:all>
+        <xsd:element ref="dc:creator" minOccurs="0" maxOccurs="1"/>
+        <xsd:element ref="dcterms:created" minOccurs="0" maxOccurs="1"/>
+        <xsd:element ref="dc:identifier" minOccurs="0" maxOccurs="1"/>
+        <xsd:element name="contentType" minOccurs="0" maxOccurs="1" type="xsd:string" ma:index="0" ma:displayName="Tipo de contenido"/>
+        <xsd:element ref="dc:title" minOccurs="0" maxOccurs="1" ma:index="4" ma:displayName="Título"/>
+        <xsd:element ref="dc:subject" minOccurs="0" maxOccurs="1"/>
+        <xsd:element ref="dc:description" minOccurs="0" maxOccurs="1"/>
+        <xsd:element name="keywords" minOccurs="0" maxOccurs="1" type="xsd:string"/>
+        <xsd:element ref="dc:language" minOccurs="0" maxOccurs="1"/>
+        <xsd:element name="category" minOccurs="0" maxOccurs="1" type="xsd:string"/>
+        <xsd:element name="version" minOccurs="0" maxOccurs="1" type="xsd:string"/>
+        <xsd:element name="revision" minOccurs="0" maxOccurs="1" type="xsd:string">
+          <xsd:annotation>
+            <xsd:documentation>
+                        This value indicates the number of saves or revisions. The application is responsible for updating this value after each revision.
+                    </xsd:documentation>
+          </xsd:annotation>
+        </xsd:element>
+        <xsd:element name="lastModifiedBy" minOccurs="0" maxOccurs="1" type="xsd:string"/>
+        <xsd:element ref="dcterms:modified" minOccurs="0" maxOccurs="1"/>
+        <xsd:element name="contentStatus" minOccurs="0" maxOccurs="1" type="xsd:string"/>
+      </xsd:all>
+    </xsd:complexType>
+  </xsd:schema>
+  <xs:schema xmlns:pc="http://schemas.microsoft.com/office/infopath/2007/PartnerControls" xmlns:xs="http://www.w3.org/2001/XMLSchema" targetNamespace="http://schemas.microsoft.com/office/infopath/2007/PartnerControls" elementFormDefault="qualified" attributeFormDefault="unqualified">
+    <xs:element name="Person">
+      <xs:complexType>
+        <xs:sequence>
+          <xs:element ref="pc:DisplayName" minOccurs="0"/>
+          <xs:element ref="pc:AccountId" minOccurs="0"/>
+          <xs:element ref="pc:AccountType" minOccurs="0"/>
+        </xs:sequence>
+      </xs:complexType>
+    </xs:element>
+    <xs:element name="DisplayName" type="xs:string"/>
+    <xs:element name="AccountId" type="xs:string"/>
+    <xs:element name="AccountType" type="xs:string"/>
+    <xs:element name="BDCAssociatedEntity">
+      <xs:complexType>
+        <xs:sequence>
+          <xs:element ref="pc:BDCEntity" minOccurs="0" maxOccurs="unbounded"/>
+        </xs:sequence>
+        <xs:attribute ref="pc:EntityNamespace"/>
+        <xs:attribute ref="pc:EntityName"/>
+        <xs:attribute ref="pc:SystemInstanceName"/>
+        <xs:attribute ref="pc:AssociationName"/>
+      </xs:complexType>
+    </xs:element>
+    <xs:attribute name="EntityNamespace" type="xs:string"/>
+    <xs:attribute name="EntityName" type="xs:string"/>
+    <xs:attribute name="SystemInstanceName" type="xs:string"/>
+    <xs:attribute name="AssociationName" type="xs:string"/>
+    <xs:element name="BDCEntity">
+      <xs:complexType>
+        <xs:sequence>
+          <xs:element ref="pc:EntityDisplayName" minOccurs="0"/>
+          <xs:element ref="pc:EntityInstanceReference" minOccurs="0"/>
+          <xs:element ref="pc:EntityId1" minOccurs="0"/>
+          <xs:element ref="pc:EntityId2" minOccurs="0"/>
+          <xs:element ref="pc:EntityId3" minOccurs="0"/>
+          <xs:element ref="pc:EntityId4" minOccurs="0"/>
+          <xs:element ref="pc:EntityId5" minOccurs="0"/>
+        </xs:sequence>
+      </xs:complexType>
+    </xs:element>
+    <xs:element name="EntityDisplayName" type="xs:string"/>
+    <xs:element name="EntityInstanceReference" type="xs:string"/>
+    <xs:element name="EntityId1" type="xs:string"/>
+    <xs:element name="EntityId2" type="xs:string"/>
+    <xs:element name="EntityId3" type="xs:string"/>
+    <xs:element name="EntityId4" type="xs:string"/>
+    <xs:element name="EntityId5" type="xs:string"/>
+    <xs:element name="Terms">
+      <xs:complexType>
+        <xs:sequence>
+          <xs:element ref="pc:TermInfo" minOccurs="0" maxOccurs="unbounded"/>
+        </xs:sequence>
+      </xs:complexType>
+    </xs:element>
+    <xs:element name="TermInfo">
+      <xs:complexType>
+        <xs:sequence>
+          <xs:element ref="pc:TermName" minOccurs="0"/>
+          <xs:element ref="pc:TermId" minOccurs="0"/>
+        </xs:sequence>
+      </xs:complexType>
+    </xs:element>
+    <xs:element name="TermName" type="xs:string"/>
+    <xs:element name="TermId" type="xs:string"/>
+  </xs:schema>
+</ct:contentTypeSchema>
+</file>
+
+<file path=customXml/item2.xml><?xml version="1.0" encoding="utf-8"?>
+<?mso-contentType ?>
+<FormTemplates xmlns="http://schemas.microsoft.com/sharepoint/v3/contenttype/forms">
+  <Display>DocumentLibraryForm</Display>
+  <Edit>DocumentLibraryForm</Edit>
+  <New>DocumentLibraryForm</New>
+</FormTemplates>
+</file>
+
+<file path=customXml/item3.xml><?xml version="1.0" encoding="utf-8"?>
+<p:properties xmlns:p="http://schemas.microsoft.com/office/2006/metadata/properties" xmlns:xsi="http://www.w3.org/2001/XMLSchema-instance" xmlns:pc="http://schemas.microsoft.com/office/infopath/2007/PartnerControls">
+  <documentManagement>
+    <_ip_UnifiedCompliancePolicyUIAction xmlns="http://schemas.microsoft.com/sharepoint/v3" xsi:nil="true"/>
+    <_ip_UnifiedCompliancePolicyProperties xmlns="http://schemas.microsoft.com/sharepoint/v3" xsi:nil="true"/>
+    <lcf76f155ced4ddcb4097134ff3c332f xmlns="44e1f549-b485-4cd1-bd61-8f08c37f2fed">
+      <Terms xmlns="http://schemas.microsoft.com/office/infopath/2007/PartnerControls"/>
+    </lcf76f155ced4ddcb4097134ff3c332f>
+    <TaxCatchAll xmlns="69665f79-f45d-410d-81dc-45cbf080aff1" xsi:nil="true"/>
+  </documentManagement>
+</p:properties>
+</file>
+
+<file path=customXml/item4.xml><?xml version="1.0" encoding="utf-8"?>
 <b:Sources xmlns:b="http://schemas.openxmlformats.org/officeDocument/2006/bibliography" xmlns="http://schemas.openxmlformats.org/officeDocument/2006/bibliography" SelectedStyle="\APASixthEditionOfficeOnline.xsl" StyleName="APA" Version="6"/>
 </file>
 
 <file path=customXml/itemProps1.xml><?xml version="1.0" encoding="utf-8"?>
+<ds:datastoreItem xmlns:ds="http://schemas.openxmlformats.org/officeDocument/2006/customXml" ds:itemID="{255AFD34-51E2-4508-84E6-92173897A29D}">
+  <ds:schemaRefs>
+    <ds:schemaRef ds:uri="http://schemas.microsoft.com/office/2006/metadata/contentType"/>
+    <ds:schemaRef ds:uri="http://schemas.microsoft.com/office/2006/metadata/properties/metaAttributes"/>
+    <ds:schemaRef ds:uri="http://www.w3.org/2001/XMLSchema"/>
+    <ds:schemaRef ds:uri="http://schemas.microsoft.com/office/2006/metadata/properties"/>
+    <ds:schemaRef ds:uri="http://schemas.microsoft.com/sharepoint/v3"/>
+    <ds:schemaRef ds:uri="44e1f549-b485-4cd1-bd61-8f08c37f2fed"/>
+    <ds:schemaRef ds:uri="69665f79-f45d-410d-81dc-45cbf080aff1"/>
+    <ds:schemaRef ds:uri="http://schemas.microsoft.com/office/2006/documentManagement/types"/>
+    <ds:schemaRef ds:uri="http://schemas.microsoft.com/office/infopath/2007/PartnerControls"/>
+    <ds:schemaRef ds:uri="http://schemas.openxmlformats.org/package/2006/metadata/core-properties"/>
+    <ds:schemaRef ds:uri="http://purl.org/dc/elements/1.1/"/>
+    <ds:schemaRef ds:uri="http://purl.org/dc/terms/"/>
+    <ds:schemaRef ds:uri="http://schemas.microsoft.com/internal/obd"/>
+  </ds:schemaRefs>
+</ds:datastoreItem>
+</file>
+
+<file path=customXml/itemProps2.xml><?xml version="1.0" encoding="utf-8"?>
+<ds:datastoreItem xmlns:ds="http://schemas.openxmlformats.org/officeDocument/2006/customXml" ds:itemID="{5A937CC8-2CD8-4C6A-9956-D61DF9CEFA11}">
+  <ds:schemaRefs>
+    <ds:schemaRef ds:uri="http://schemas.microsoft.com/sharepoint/v3/contenttype/forms"/>
+  </ds:schemaRefs>
+</ds:datastoreItem>
+</file>
+
+<file path=customXml/itemProps3.xml><?xml version="1.0" encoding="utf-8"?>
+<ds:datastoreItem xmlns:ds="http://schemas.openxmlformats.org/officeDocument/2006/customXml" ds:itemID="{C51FA384-3228-4AD4-B4FC-5AD1D90E178E}">
+  <ds:schemaRefs>
+    <ds:schemaRef ds:uri="http://schemas.microsoft.com/office/2006/metadata/properties"/>
+    <ds:schemaRef ds:uri="http://schemas.microsoft.com/office/infopath/2007/PartnerControls"/>
+    <ds:schemaRef ds:uri="http://schemas.microsoft.com/sharepoint/v3"/>
+    <ds:schemaRef ds:uri="44e1f549-b485-4cd1-bd61-8f08c37f2fed"/>
+    <ds:schemaRef ds:uri="69665f79-f45d-410d-81dc-45cbf080aff1"/>
+  </ds:schemaRefs>
+</ds:datastoreItem>
+</file>
+
+<file path=customXml/itemProps4.xml><?xml version="1.0" encoding="utf-8"?>
 <ds:datastoreItem xmlns:ds="http://schemas.openxmlformats.org/officeDocument/2006/customXml" ds:itemID="{C2FD6576-094B-42EE-BEA2-50F4C6A310A7}">
   <ds:schemaRefs>
     <ds:schemaRef ds:uri="http://schemas.openxmlformats.org/officeDocument/2006/bibliography"/>

--- a/public/templates/MOH questions.docx
+++ b/public/templates/MOH questions.docx
@@ -25,12 +25,12 @@
     </w:p>
     <w:p>
       <w:pPr>
-        <w:pStyle w:val="Prrafodelista"/>
+        <w:pStyle w:val="ListParagraph"/>
       </w:pPr>
     </w:p>
     <w:p>
       <w:pPr>
-        <w:pStyle w:val="Prrafodelista"/>
+        <w:pStyle w:val="ListParagraph"/>
         <w:numPr>
           <w:ilvl w:val="0"/>
           <w:numId w:val="5"/>
@@ -67,12 +67,11 @@
           <w:docPart w:val="535F8154F8D7478A90E78D4D469C3BA1"/>
         </w:placeholder>
       </w:sdtPr>
-      <w:sdtEndPr/>
       <w:sdtContent>
         <w:permStart w:id="1195771942" w:edGrp="everyone" w:displacedByCustomXml="prev"/>
         <w:p>
           <w:pPr>
-            <w:pStyle w:val="Prrafodelista"/>
+            <w:pStyle w:val="ListParagraph"/>
             <w:jc w:val="both"/>
             <w:rPr>
               <w:b/>
@@ -104,7 +103,6 @@
                 <w:listItem w:displayText="microbiology and immunology research" w:value="microbiology and immunology research"/>
               </w:dropDownList>
             </w:sdtPr>
-            <w:sdtEndPr/>
             <w:sdtContent>
               <w:r>
                 <w:t xml:space="preserve">protein engineering &amp; antibody engineering </w:t>
@@ -126,7 +124,6 @@
                 <w:listItem w:displayText="gene expression" w:value="gene expression"/>
               </w:dropDownList>
             </w:sdtPr>
-            <w:sdtEndPr/>
             <w:sdtContent>
               <w:r>
                 <w:t>protein expression</w:t>
@@ -152,7 +149,6 @@
                 <w:docPart w:val="70C53119319542019AE3C6EA09368D78"/>
               </w:placeholder>
             </w:sdtPr>
-            <w:sdtEndPr/>
             <w:sdtContent>
               <w:r>
                 <w:t xml:space="preserve">engineered, non-pathogenic variants of the </w:t>
@@ -171,7 +167,7 @@
     </w:sdt>
     <w:p>
       <w:pPr>
-        <w:pStyle w:val="Prrafodelista"/>
+        <w:pStyle w:val="ListParagraph"/>
         <w:jc w:val="both"/>
         <w:rPr>
           <w:lang w:eastAsia="zh-CN"/>
@@ -180,7 +176,7 @@
     </w:p>
     <w:p>
       <w:pPr>
-        <w:pStyle w:val="Prrafodelista"/>
+        <w:pStyle w:val="ListParagraph"/>
         <w:numPr>
           <w:ilvl w:val="0"/>
           <w:numId w:val="5"/>
@@ -213,30 +209,25 @@
           <w:docPart w:val="9CC9E15B0096482498A7A5B2D716EA23"/>
         </w:placeholder>
       </w:sdtPr>
-      <w:sdtEndPr/>
       <w:sdtContent>
         <w:permStart w:id="834736783" w:edGrp="everyone" w:displacedByCustomXml="prev"/>
         <w:p>
           <w:pPr>
-            <w:pStyle w:val="Prrafodelista"/>
+            <w:pStyle w:val="ListParagraph"/>
             <w:jc w:val="both"/>
           </w:pPr>
           <w:r>
-            <w:t>The plasmids involved are standard expression vectors (</w:t>
-          </w:r>
-          <w:proofErr w:type="spellStart"/>
-          <w:r>
-            <w:t>pcDNA</w:t>
-          </w:r>
-          <w:proofErr w:type="spellEnd"/>
-          <w:r>
-            <w:t xml:space="preserve"> 3.1 and </w:t>
-          </w:r>
-          <w:proofErr w:type="spellStart"/>
+            <w:t>The plasmids involved are standard expression vectors (pcDNA 3.1</w:t>
+          </w:r>
+          <w:r>
+            <w:t xml:space="preserve">, </w:t>
+          </w:r>
           <w:r>
             <w:t>pOPINE</w:t>
           </w:r>
-          <w:proofErr w:type="spellEnd"/>
+          <w:r>
+            <w:t>, and pAAV</w:t>
+          </w:r>
           <w:r>
             <w:t xml:space="preserve">) and do not contain any infectious viral genes. The engineered </w:t>
           </w:r>
@@ -244,47 +235,7 @@
             <w:t>bank vole</w:t>
           </w:r>
           <w:r>
-            <w:t xml:space="preserve"> PRNP coding sequence (~0.77 kb) is cloned into the multiple cloning site (MCS) using </w:t>
-          </w:r>
-          <w:proofErr w:type="spellStart"/>
-          <w:r>
-            <w:t>EcoRI</w:t>
-          </w:r>
-          <w:proofErr w:type="spellEnd"/>
-          <w:r>
-            <w:t xml:space="preserve"> and </w:t>
-          </w:r>
-          <w:proofErr w:type="spellStart"/>
-          <w:r>
-            <w:t>XbaI</w:t>
-          </w:r>
-          <w:proofErr w:type="spellEnd"/>
-          <w:r>
-            <w:t xml:space="preserve"> (for </w:t>
-          </w:r>
-          <w:proofErr w:type="spellStart"/>
-          <w:r>
-            <w:t>pcDNA</w:t>
-          </w:r>
-          <w:proofErr w:type="spellEnd"/>
-          <w:r>
-            <w:t xml:space="preserve"> 3.1) or optimized sites for </w:t>
-          </w:r>
-          <w:proofErr w:type="spellStart"/>
-          <w:r>
-            <w:t>pOPINE</w:t>
-          </w:r>
-          <w:proofErr w:type="spellEnd"/>
-          <w:r>
-            <w:t xml:space="preserve">. While </w:t>
-          </w:r>
-          <w:proofErr w:type="spellStart"/>
-          <w:r>
-            <w:t>pOPINE</w:t>
-          </w:r>
-          <w:proofErr w:type="spellEnd"/>
-          <w:r>
-            <w:t xml:space="preserve"> contains non-infectious flanking regions for baculovirus recombination (lef2/ORF603 and ORF1629) and a CMV enhancer, it lacks any genes for viral replication. No infectious biological agents are </w:t>
+            <w:t xml:space="preserve"> PRNP coding sequence (~0.77 kb) is cloned into the multiple cloning site (MCS) using EcoRI and XbaI (for pcDNA 3.1) or optimized sites for pOPINE. While pOPINE contains non-infectious flanking regions for baculovirus recombination (lef2/ORF603 and ORF1629) and a CMV enhancer, it lacks any genes for viral replication. No infectious biological agents are </w:t>
           </w:r>
           <w:proofErr w:type="gramStart"/>
           <w:r>
@@ -300,13 +251,13 @@
     </w:sdt>
     <w:p>
       <w:pPr>
-        <w:pStyle w:val="Prrafodelista"/>
+        <w:pStyle w:val="ListParagraph"/>
         <w:jc w:val="both"/>
       </w:pPr>
     </w:p>
     <w:p>
       <w:pPr>
-        <w:pStyle w:val="Prrafodelista"/>
+        <w:pStyle w:val="ListParagraph"/>
         <w:numPr>
           <w:ilvl w:val="0"/>
           <w:numId w:val="5"/>
@@ -332,12 +283,11 @@
           <w:docPart w:val="9A052E23368247EB8C2392F852FEC5F5"/>
         </w:placeholder>
       </w:sdtPr>
-      <w:sdtEndPr/>
       <w:sdtContent>
         <w:permStart w:id="2097314767" w:edGrp="everyone" w:displacedByCustomXml="prev"/>
         <w:p>
           <w:pPr>
-            <w:pStyle w:val="Prrafodelista"/>
+            <w:pStyle w:val="ListParagraph"/>
             <w:jc w:val="both"/>
           </w:pPr>
           <w:r>
@@ -349,7 +299,7 @@
     </w:sdt>
     <w:p>
       <w:pPr>
-        <w:pStyle w:val="Prrafodelista"/>
+        <w:pStyle w:val="ListParagraph"/>
         <w:jc w:val="both"/>
         <w:rPr>
           <w:b/>
@@ -359,7 +309,7 @@
     </w:p>
     <w:p>
       <w:pPr>
-        <w:pStyle w:val="Prrafodelista"/>
+        <w:pStyle w:val="ListParagraph"/>
         <w:numPr>
           <w:ilvl w:val="0"/>
           <w:numId w:val="5"/>
@@ -395,101 +345,152 @@
         <w:permStart w:id="1156124961" w:edGrp="everyone" w:displacedByCustomXml="prev"/>
         <w:p>
           <w:pPr>
-            <w:pStyle w:val="Prrafodelista"/>
-            <w:rPr>
-              <w:lang w:val="en-US"/>
+            <w:rPr>
+              <w:lang w:val="en-GB"/>
             </w:rPr>
           </w:pPr>
           <w:r>
             <w:rPr>
-              <w:lang w:val="en-US"/>
-            </w:rPr>
-            <w:t>The system involves two main non-viral vectors:</w:t>
+              <w:lang w:val="en-GB"/>
+            </w:rPr>
+            <w:t>The system involves 3 main non-viral plasmid vectors:</w:t>
           </w:r>
         </w:p>
         <w:p>
           <w:pPr>
-            <w:pStyle w:val="Prrafodelista"/>
-            <w:rPr>
-              <w:lang w:val="en-US"/>
+            <w:rPr>
+              <w:lang w:val="en-GB"/>
             </w:rPr>
           </w:pPr>
-          <w:proofErr w:type="spellStart"/>
-          <w:r>
-            <w:rPr>
-              <w:lang w:val="en-US"/>
-            </w:rPr>
-            <w:t>pcDNA</w:t>
-          </w:r>
-          <w:proofErr w:type="spellEnd"/>
-          <w:r>
-            <w:rPr>
-              <w:lang w:val="en-US"/>
-            </w:rPr>
-            <w:t xml:space="preserve"> 3.1: A mammalian expression vector for cellular transfection.</w:t>
+          <w:r>
+            <w:rPr>
+              <w:lang w:val="en-GB"/>
+            </w:rPr>
+            <w:t>pcDNA3.1: A mammalian expression plasmid used for transient expression in cultured cells.</w:t>
           </w:r>
         </w:p>
         <w:p>
           <w:pPr>
-            <w:pStyle w:val="Prrafodelista"/>
-            <w:rPr>
-              <w:lang w:val="en-US"/>
+            <w:rPr>
+              <w:lang w:val="en-GB"/>
             </w:rPr>
           </w:pPr>
-          <w:proofErr w:type="spellStart"/>
-          <w:r>
-            <w:rPr>
-              <w:lang w:val="en-US"/>
-            </w:rPr>
-            <w:t>pOPINE</w:t>
-          </w:r>
-          <w:proofErr w:type="spellEnd"/>
-          <w:r>
-            <w:rPr>
-              <w:lang w:val="en-US"/>
-            </w:rPr>
-            <w:t xml:space="preserve">: A dual-purpose vector containing a T7 promoter for bacterial expression and a p10 promoter for insect cell studies, including a 6xHis tag for protein purification. </w:t>
+          <w:r>
+            <w:rPr>
+              <w:lang w:val="en-GB"/>
+            </w:rPr>
+            <w:t xml:space="preserve">pOPINE: A dual-purpose expression plasmid containing a T7 promoter for bacterial expression and a promoter suitable for insect cell </w:t>
+          </w:r>
+          <w:proofErr w:type="gramStart"/>
+          <w:r>
+            <w:rPr>
+              <w:lang w:val="en-GB"/>
+            </w:rPr>
+            <w:t>expression, and</w:t>
+          </w:r>
+          <w:proofErr w:type="gramEnd"/>
+          <w:r>
+            <w:rPr>
+              <w:lang w:val="en-GB"/>
+            </w:rPr>
+            <w:t xml:space="preserve"> including a 6xHis tag for recombinant protein purification.</w:t>
           </w:r>
         </w:p>
         <w:p>
           <w:pPr>
-            <w:pStyle w:val="Prrafodelista"/>
+            <w:rPr>
+              <w:lang w:val="en-GB"/>
+            </w:rPr>
+          </w:pPr>
+          <w:r>
+            <w:rPr>
+              <w:lang w:val="en-GB"/>
+            </w:rPr>
+            <w:t>pTIGRE: A donor plasmid designed for targeted genomic insertion by homologous recombination. It contains the DNA sequence of interest flanked by homology arms corresponding to the TIGRE genomic locus, allowing site-specific integration in transgenic cell engineering workflows. It is used only as a molecular cloning and genome-targeting tool and does not contain elements enabling the generation of infectious agents.</w:t>
+          </w:r>
+        </w:p>
+        <w:p>
+          <w:pPr>
+            <w:rPr>
+              <w:lang w:val="en-GB"/>
+            </w:rPr>
+          </w:pPr>
+          <w:r>
+            <w:rPr>
+              <w:lang w:val="en-GB"/>
+            </w:rPr>
+            <w:t>The system involves 1 main non-pathogenic DNA delivery plasmid:</w:t>
+          </w:r>
+        </w:p>
+        <w:p>
+          <w:pPr>
+            <w:rPr>
+              <w:lang w:val="en-GB"/>
+            </w:rPr>
+          </w:pPr>
+          <w:r>
+            <w:rPr>
+              <w:lang w:val="en-GB"/>
+            </w:rPr>
+            <w:t>pAAV: A recombinant AAV transfer plasmid used as a DNA backbone for gene delivery studies. It carries the expression cassette of interest between AAV inverted terminal repeats (ITRs</w:t>
+          </w:r>
+          <w:proofErr w:type="gramStart"/>
+          <w:r>
+            <w:rPr>
+              <w:lang w:val="en-GB"/>
+            </w:rPr>
+            <w:t>), but</w:t>
+          </w:r>
+          <w:proofErr w:type="gramEnd"/>
+          <w:r>
+            <w:rPr>
+              <w:lang w:val="en-GB"/>
+            </w:rPr>
+            <w:t xml:space="preserve"> does </w:t>
+          </w:r>
+          <w:r>
+            <w:rPr>
+              <w:lang w:val="en-GB"/>
+            </w:rPr>
+            <w:lastRenderedPageBreak/>
+            <w:t>not contain the viral genes required for replication, packaging, or production of viral particles. Therefore, by itself it cannot generate infectious biological agents.</w:t>
+          </w:r>
+        </w:p>
+        <w:p>
+          <w:pPr>
+            <w:rPr>
+              <w:lang w:val="en-GB"/>
+            </w:rPr>
+          </w:pPr>
+          <w:r>
+            <w:rPr>
+              <w:lang w:val="en-GB"/>
+            </w:rPr>
+            <w:t>These vectors are used strictly as molecular tools and cannot generate infectious biological agents.</w:t>
+          </w:r>
+        </w:p>
+        <w:p>
+          <w:pPr>
+            <w:pStyle w:val="ListParagraph"/>
             <w:jc w:val="both"/>
             <w:rPr>
               <w:b/>
               <w:bCs/>
             </w:rPr>
           </w:pPr>
-          <w:r>
-            <w:rPr>
-              <w:lang w:val="en-US"/>
-            </w:rPr>
-            <w:t xml:space="preserve">These vectors are used strictly as molecular tools and cannot generate infectious biological </w:t>
-          </w:r>
-          <w:proofErr w:type="gramStart"/>
-          <w:r>
-            <w:rPr>
-              <w:lang w:val="en-US"/>
-            </w:rPr>
-            <w:t>agents.</w:t>
-          </w:r>
-          <w:r>
-            <w:t>.</w:t>
-          </w:r>
-          <w:proofErr w:type="gramEnd"/>
         </w:p>
         <w:permEnd w:id="1156124961" w:displacedByCustomXml="next"/>
       </w:sdtContent>
     </w:sdt>
     <w:p>
       <w:pPr>
-        <w:pStyle w:val="Prrafodelista"/>
+        <w:pStyle w:val="ListParagraph"/>
         <w:jc w:val="both"/>
       </w:pPr>
     </w:p>
     <w:p>
       <w:pPr>
-        <w:pStyle w:val="Prrafodelista"/>
+        <w:pStyle w:val="ListParagraph"/>
         <w:numPr>
           <w:ilvl w:val="0"/>
           <w:numId w:val="5"/>
@@ -539,7 +540,7 @@
         <w:permStart w:id="606888707" w:edGrp="everyone" w:displacedByCustomXml="prev"/>
         <w:p>
           <w:pPr>
-            <w:pStyle w:val="Prrafodelista"/>
+            <w:pStyle w:val="ListParagraph"/>
             <w:jc w:val="both"/>
             <w:rPr>
               <w:b/>
@@ -553,23 +554,15 @@
             <w:t>bank vole</w:t>
           </w:r>
           <w:r>
-            <w:t xml:space="preserve"> PrP variants specifically engineered for anti-prion therapeutic research (dominant-negative designs), which are designed not to convert into pathogenic </w:t>
-          </w:r>
-          <w:proofErr w:type="gramStart"/>
-          <w:r>
-            <w:t>forms.</w:t>
-          </w:r>
-          <w:r>
-            <w:t>.</w:t>
-          </w:r>
-          <w:proofErr w:type="gramEnd"/>
+            <w:t xml:space="preserve"> PrP variants specifically engineered for anti-prion therapeutic research (dominant-negative designs), which are designed not to convert into pathogenic forms.</w:t>
+          </w:r>
         </w:p>
         <w:permEnd w:id="606888707" w:displacedByCustomXml="next"/>
       </w:sdtContent>
     </w:sdt>
     <w:p>
       <w:pPr>
-        <w:pStyle w:val="Prrafodelista"/>
+        <w:pStyle w:val="ListParagraph"/>
         <w:jc w:val="both"/>
         <w:rPr>
           <w:b/>
@@ -579,7 +572,7 @@
     </w:p>
     <w:p>
       <w:pPr>
-        <w:pStyle w:val="Prrafodelista"/>
+        <w:pStyle w:val="ListParagraph"/>
         <w:numPr>
           <w:ilvl w:val="0"/>
           <w:numId w:val="5"/>
@@ -609,12 +602,11 @@
           <w:docPart w:val="BA5E61E0F18B449D8D4B16DE61A8226F"/>
         </w:placeholder>
       </w:sdtPr>
-      <w:sdtEndPr/>
       <w:sdtContent>
         <w:permStart w:id="1137924557" w:edGrp="everyone" w:displacedByCustomXml="prev"/>
         <w:p>
           <w:pPr>
-            <w:pStyle w:val="Prrafodelista"/>
+            <w:pStyle w:val="ListParagraph"/>
             <w:jc w:val="both"/>
             <w:rPr>
               <w:b/>
@@ -1748,13 +1740,13 @@
     <w:qFormat/>
     <w:rsid w:val="00DA2749"/>
   </w:style>
-  <w:style w:type="character" w:default="1" w:styleId="Fuentedeprrafopredeter">
+  <w:style w:type="character" w:default="1" w:styleId="DefaultParagraphFont">
     <w:name w:val="Default Paragraph Font"/>
     <w:uiPriority w:val="1"/>
     <w:semiHidden/>
     <w:unhideWhenUsed/>
   </w:style>
-  <w:style w:type="table" w:default="1" w:styleId="Tablanormal">
+  <w:style w:type="table" w:default="1" w:styleId="TableNormal">
     <w:name w:val="Normal Table"/>
     <w:uiPriority w:val="99"/>
     <w:semiHidden/>
@@ -1769,13 +1761,13 @@
       </w:tblCellMar>
     </w:tblPr>
   </w:style>
-  <w:style w:type="numbering" w:default="1" w:styleId="Sinlista">
+  <w:style w:type="numbering" w:default="1" w:styleId="NoList">
     <w:name w:val="No List"/>
     <w:uiPriority w:val="99"/>
     <w:semiHidden/>
     <w:unhideWhenUsed/>
   </w:style>
-  <w:style w:type="paragraph" w:styleId="Prrafodelista">
+  <w:style w:type="paragraph" w:styleId="ListParagraph">
     <w:name w:val="List Paragraph"/>
     <w:basedOn w:val="Normal"/>
     <w:uiPriority w:val="34"/>
@@ -1786,9 +1778,9 @@
       <w:contextualSpacing/>
     </w:pPr>
   </w:style>
-  <w:style w:type="table" w:styleId="Tablaconcuadrcula">
+  <w:style w:type="table" w:styleId="TableGrid">
     <w:name w:val="Table Grid"/>
-    <w:basedOn w:val="Tablanormal"/>
+    <w:basedOn w:val="TableNormal"/>
     <w:uiPriority w:val="39"/>
     <w:rsid w:val="00DA2749"/>
     <w:pPr>
@@ -1807,8 +1799,8 @@
   </w:style>
   <w:style w:type="table" w:customStyle="1" w:styleId="TableGrid1">
     <w:name w:val="Table Grid1"/>
-    <w:basedOn w:val="Tablanormal"/>
-    <w:next w:val="Tablaconcuadrcula"/>
+    <w:basedOn w:val="TableNormal"/>
+    <w:next w:val="TableGrid"/>
     <w:uiPriority w:val="59"/>
     <w:rsid w:val="00DA2749"/>
     <w:pPr>
@@ -1828,10 +1820,10 @@
       </w:tblBorders>
     </w:tblPr>
   </w:style>
-  <w:style w:type="paragraph" w:styleId="Textodeglobo">
+  <w:style w:type="paragraph" w:styleId="BalloonText">
     <w:name w:val="Balloon Text"/>
     <w:basedOn w:val="Normal"/>
-    <w:link w:val="TextodegloboCar"/>
+    <w:link w:val="BalloonTextChar"/>
     <w:uiPriority w:val="99"/>
     <w:semiHidden/>
     <w:unhideWhenUsed/>
@@ -1845,10 +1837,10 @@
       <w:szCs w:val="18"/>
     </w:rPr>
   </w:style>
-  <w:style w:type="character" w:customStyle="1" w:styleId="TextodegloboCar">
-    <w:name w:val="Texto de globo Car"/>
-    <w:basedOn w:val="Fuentedeprrafopredeter"/>
-    <w:link w:val="Textodeglobo"/>
+  <w:style w:type="character" w:customStyle="1" w:styleId="BalloonTextChar">
+    <w:name w:val="Balloon Text Char"/>
+    <w:basedOn w:val="DefaultParagraphFont"/>
+    <w:link w:val="BalloonText"/>
     <w:uiPriority w:val="99"/>
     <w:semiHidden/>
     <w:rsid w:val="00DA2749"/>
@@ -1858,10 +1850,10 @@
       <w:szCs w:val="18"/>
     </w:rPr>
   </w:style>
-  <w:style w:type="paragraph" w:styleId="Textonotaalfinal">
+  <w:style w:type="paragraph" w:styleId="EndnoteText">
     <w:name w:val="endnote text"/>
     <w:basedOn w:val="Normal"/>
-    <w:link w:val="TextonotaalfinalCar"/>
+    <w:link w:val="EndnoteTextChar"/>
     <w:uiPriority w:val="99"/>
     <w:semiHidden/>
     <w:unhideWhenUsed/>
@@ -1874,10 +1866,10 @@
       <w:szCs w:val="20"/>
     </w:rPr>
   </w:style>
-  <w:style w:type="character" w:customStyle="1" w:styleId="TextonotaalfinalCar">
-    <w:name w:val="Texto nota al final Car"/>
-    <w:basedOn w:val="Fuentedeprrafopredeter"/>
-    <w:link w:val="Textonotaalfinal"/>
+  <w:style w:type="character" w:customStyle="1" w:styleId="EndnoteTextChar">
+    <w:name w:val="Endnote Text Char"/>
+    <w:basedOn w:val="DefaultParagraphFont"/>
+    <w:link w:val="EndnoteText"/>
     <w:uiPriority w:val="99"/>
     <w:semiHidden/>
     <w:rsid w:val="00DA2749"/>
@@ -1886,9 +1878,9 @@
       <w:szCs w:val="20"/>
     </w:rPr>
   </w:style>
-  <w:style w:type="character" w:styleId="Refdenotaalfinal">
+  <w:style w:type="character" w:styleId="EndnoteReference">
     <w:name w:val="endnote reference"/>
-    <w:basedOn w:val="Fuentedeprrafopredeter"/>
+    <w:basedOn w:val="DefaultParagraphFont"/>
     <w:uiPriority w:val="99"/>
     <w:semiHidden/>
     <w:unhideWhenUsed/>
@@ -1897,9 +1889,9 @@
       <w:vertAlign w:val="superscript"/>
     </w:rPr>
   </w:style>
-  <w:style w:type="character" w:styleId="Refdecomentario">
+  <w:style w:type="character" w:styleId="CommentReference">
     <w:name w:val="annotation reference"/>
-    <w:basedOn w:val="Fuentedeprrafopredeter"/>
+    <w:basedOn w:val="DefaultParagraphFont"/>
     <w:uiPriority w:val="99"/>
     <w:semiHidden/>
     <w:unhideWhenUsed/>
@@ -1909,10 +1901,10 @@
       <w:szCs w:val="16"/>
     </w:rPr>
   </w:style>
-  <w:style w:type="paragraph" w:styleId="Textocomentario">
+  <w:style w:type="paragraph" w:styleId="CommentText">
     <w:name w:val="annotation text"/>
     <w:basedOn w:val="Normal"/>
-    <w:link w:val="TextocomentarioCar"/>
+    <w:link w:val="CommentTextChar"/>
     <w:uiPriority w:val="99"/>
     <w:semiHidden/>
     <w:unhideWhenUsed/>
@@ -1925,10 +1917,10 @@
       <w:szCs w:val="20"/>
     </w:rPr>
   </w:style>
-  <w:style w:type="character" w:customStyle="1" w:styleId="TextocomentarioCar">
-    <w:name w:val="Texto comentario Car"/>
-    <w:basedOn w:val="Fuentedeprrafopredeter"/>
-    <w:link w:val="Textocomentario"/>
+  <w:style w:type="character" w:customStyle="1" w:styleId="CommentTextChar">
+    <w:name w:val="Comment Text Char"/>
+    <w:basedOn w:val="DefaultParagraphFont"/>
+    <w:link w:val="CommentText"/>
     <w:uiPriority w:val="99"/>
     <w:semiHidden/>
     <w:rsid w:val="00DA2749"/>
@@ -1937,11 +1929,11 @@
       <w:szCs w:val="20"/>
     </w:rPr>
   </w:style>
-  <w:style w:type="paragraph" w:styleId="Asuntodelcomentario">
+  <w:style w:type="paragraph" w:styleId="CommentSubject">
     <w:name w:val="annotation subject"/>
-    <w:basedOn w:val="Textocomentario"/>
-    <w:next w:val="Textocomentario"/>
-    <w:link w:val="AsuntodelcomentarioCar"/>
+    <w:basedOn w:val="CommentText"/>
+    <w:next w:val="CommentText"/>
+    <w:link w:val="CommentSubjectChar"/>
     <w:uiPriority w:val="99"/>
     <w:semiHidden/>
     <w:unhideWhenUsed/>
@@ -1951,10 +1943,10 @@
       <w:bCs/>
     </w:rPr>
   </w:style>
-  <w:style w:type="character" w:customStyle="1" w:styleId="AsuntodelcomentarioCar">
-    <w:name w:val="Asunto del comentario Car"/>
-    <w:basedOn w:val="TextocomentarioCar"/>
-    <w:link w:val="Asuntodelcomentario"/>
+  <w:style w:type="character" w:customStyle="1" w:styleId="CommentSubjectChar">
+    <w:name w:val="Comment Subject Char"/>
+    <w:basedOn w:val="CommentTextChar"/>
+    <w:link w:val="CommentSubject"/>
     <w:uiPriority w:val="99"/>
     <w:semiHidden/>
     <w:rsid w:val="00DA2749"/>
@@ -1965,10 +1957,10 @@
       <w:szCs w:val="20"/>
     </w:rPr>
   </w:style>
-  <w:style w:type="paragraph" w:styleId="Encabezado">
+  <w:style w:type="paragraph" w:styleId="Header">
     <w:name w:val="header"/>
     <w:basedOn w:val="Normal"/>
-    <w:link w:val="EncabezadoCar"/>
+    <w:link w:val="HeaderChar"/>
     <w:uiPriority w:val="99"/>
     <w:unhideWhenUsed/>
     <w:rsid w:val="00221CDC"/>
@@ -1980,17 +1972,17 @@
       <w:spacing w:after="0" w:line="240" w:lineRule="auto"/>
     </w:pPr>
   </w:style>
-  <w:style w:type="character" w:customStyle="1" w:styleId="EncabezadoCar">
-    <w:name w:val="Encabezado Car"/>
-    <w:basedOn w:val="Fuentedeprrafopredeter"/>
-    <w:link w:val="Encabezado"/>
+  <w:style w:type="character" w:customStyle="1" w:styleId="HeaderChar">
+    <w:name w:val="Header Char"/>
+    <w:basedOn w:val="DefaultParagraphFont"/>
+    <w:link w:val="Header"/>
     <w:uiPriority w:val="99"/>
     <w:rsid w:val="00221CDC"/>
   </w:style>
-  <w:style w:type="paragraph" w:styleId="Piedepgina">
+  <w:style w:type="paragraph" w:styleId="Footer">
     <w:name w:val="footer"/>
     <w:basedOn w:val="Normal"/>
-    <w:link w:val="PiedepginaCar"/>
+    <w:link w:val="FooterChar"/>
     <w:uiPriority w:val="99"/>
     <w:unhideWhenUsed/>
     <w:rsid w:val="00221CDC"/>
@@ -2002,16 +1994,16 @@
       <w:spacing w:after="0" w:line="240" w:lineRule="auto"/>
     </w:pPr>
   </w:style>
-  <w:style w:type="character" w:customStyle="1" w:styleId="PiedepginaCar">
-    <w:name w:val="Pie de página Car"/>
-    <w:basedOn w:val="Fuentedeprrafopredeter"/>
-    <w:link w:val="Piedepgina"/>
+  <w:style w:type="character" w:customStyle="1" w:styleId="FooterChar">
+    <w:name w:val="Footer Char"/>
+    <w:basedOn w:val="DefaultParagraphFont"/>
+    <w:link w:val="Footer"/>
     <w:uiPriority w:val="99"/>
     <w:rsid w:val="00221CDC"/>
   </w:style>
-  <w:style w:type="character" w:styleId="Textodelmarcadordeposicin">
+  <w:style w:type="character" w:styleId="PlaceholderText">
     <w:name w:val="Placeholder Text"/>
-    <w:basedOn w:val="Fuentedeprrafopredeter"/>
+    <w:basedOn w:val="DefaultParagraphFont"/>
     <w:uiPriority w:val="99"/>
     <w:semiHidden/>
     <w:rsid w:val="006B2A7F"/>
@@ -2170,7 +2162,7 @@
           </w:r>
           <w:r>
             <w:rPr>
-              <w:rStyle w:val="Textodelmarcadordeposicin"/>
+              <w:rStyle w:val="PlaceholderText"/>
               <w:color w:val="808080" w:themeColor="background1" w:themeShade="80"/>
             </w:rPr>
             <w:t>.</w:t>
@@ -2274,7 +2266,7 @@
           </w:pPr>
           <w:r>
             <w:rPr>
-              <w:rStyle w:val="Textodelmarcadordeposicin"/>
+              <w:rStyle w:val="PlaceholderText"/>
             </w:rPr>
             <w:t>Answer the same as shown End User Statement (End-use details (Specific details on purpose for which items would be used)). Example of answer: The plasmid is a synthetic construct containing full Spike gene and it cannot be used to generate full-length infectious virus. It was specially designed for mRNA or protein expression for vaccine development</w:t>
           </w:r>
@@ -2309,7 +2301,7 @@
           </w:r>
           <w:r>
             <w:rPr>
-              <w:rStyle w:val="Textodelmarcadordeposicin"/>
+              <w:rStyle w:val="PlaceholderText"/>
             </w:rPr>
             <w:t>Choose an item</w:t>
           </w:r>
@@ -2344,7 +2336,7 @@
           </w:r>
           <w:r>
             <w:rPr>
-              <w:rStyle w:val="Textodelmarcadordeposicin"/>
+              <w:rStyle w:val="PlaceholderText"/>
             </w:rPr>
             <w:t>Choose an item</w:t>
           </w:r>
@@ -2379,7 +2371,7 @@
           </w:r>
           <w:r>
             <w:rPr>
-              <w:rStyle w:val="Textodelmarcadordeposicin"/>
+              <w:rStyle w:val="PlaceholderText"/>
             </w:rPr>
             <w:t>[pathogen name]</w:t>
           </w:r>
@@ -2425,7 +2417,7 @@
     <w:charset w:val="00"/>
     <w:family w:val="swiss"/>
     <w:pitch w:val="variable"/>
-    <w:sig w:usb0="E4002EFF" w:usb1="C000247B" w:usb2="00000009" w:usb3="00000000" w:csb0="000001FF" w:csb1="00000000"/>
+    <w:sig w:usb0="E4002EFF" w:usb1="C200247B" w:usb2="00000009" w:usb3="00000000" w:csb0="000001FF" w:csb1="00000000"/>
   </w:font>
   <w:font w:name="SimSun">
     <w:altName w:val="宋体"/>
@@ -2443,7 +2435,6 @@
     <w:sig w:usb0="E4002EFF" w:usb1="C000E47F" w:usb2="00000009" w:usb3="00000000" w:csb0="000001FF" w:csb1="00000000"/>
   </w:font>
   <w:font w:name="DengXian Light">
-    <w:altName w:val="等线 Light"/>
     <w:charset w:val="86"/>
     <w:family w:val="auto"/>
     <w:pitch w:val="variable"/>
@@ -2454,10 +2445,9 @@
     <w:charset w:val="00"/>
     <w:family w:val="swiss"/>
     <w:pitch w:val="variable"/>
-    <w:sig w:usb0="E4002EFF" w:usb1="C000247B" w:usb2="00000009" w:usb3="00000000" w:csb0="000001FF" w:csb1="00000000"/>
+    <w:sig w:usb0="E4002EFF" w:usb1="C200247B" w:usb2="00000009" w:usb3="00000000" w:csb0="000001FF" w:csb1="00000000"/>
   </w:font>
   <w:font w:name="DengXian">
-    <w:altName w:val="等线"/>
     <w:panose1 w:val="02010600030101010101"/>
     <w:charset w:val="86"/>
     <w:family w:val="auto"/>
@@ -2508,9 +2498,11 @@
     <w:rsid w:val="008C42FD"/>
     <w:rsid w:val="009232BA"/>
     <w:rsid w:val="009E1FE8"/>
+    <w:rsid w:val="00A64752"/>
     <w:rsid w:val="00AE55BD"/>
     <w:rsid w:val="00B13BCC"/>
     <w:rsid w:val="00B614A1"/>
+    <w:rsid w:val="00DA76AD"/>
     <w:rsid w:val="00EC1058"/>
     <w:rsid w:val="00F00896"/>
   </w:rsids>
@@ -2934,13 +2926,13 @@
     <w:name w:val="Normal"/>
     <w:qFormat/>
   </w:style>
-  <w:style w:type="character" w:default="1" w:styleId="Fuentedeprrafopredeter">
+  <w:style w:type="character" w:default="1" w:styleId="DefaultParagraphFont">
     <w:name w:val="Default Paragraph Font"/>
     <w:uiPriority w:val="1"/>
     <w:semiHidden/>
     <w:unhideWhenUsed/>
   </w:style>
-  <w:style w:type="table" w:default="1" w:styleId="Tablanormal">
+  <w:style w:type="table" w:default="1" w:styleId="TableNormal">
     <w:name w:val="Normal Table"/>
     <w:uiPriority w:val="99"/>
     <w:semiHidden/>
@@ -2955,15 +2947,15 @@
       </w:tblCellMar>
     </w:tblPr>
   </w:style>
-  <w:style w:type="numbering" w:default="1" w:styleId="Sinlista">
+  <w:style w:type="numbering" w:default="1" w:styleId="NoList">
     <w:name w:val="No List"/>
     <w:uiPriority w:val="99"/>
     <w:semiHidden/>
     <w:unhideWhenUsed/>
   </w:style>
-  <w:style w:type="character" w:styleId="Textodelmarcadordeposicin">
+  <w:style w:type="character" w:styleId="PlaceholderText">
     <w:name w:val="Placeholder Text"/>
-    <w:basedOn w:val="Fuentedeprrafopredeter"/>
+    <w:basedOn w:val="DefaultParagraphFont"/>
     <w:uiPriority w:val="99"/>
     <w:semiHidden/>
     <w:rsid w:val="00B614A1"/>
@@ -3357,6 +3349,32 @@
 </file>
 
 <file path=customXml/item1.xml><?xml version="1.0" encoding="utf-8"?>
+<b:Sources xmlns:b="http://schemas.openxmlformats.org/officeDocument/2006/bibliography" xmlns="http://schemas.openxmlformats.org/officeDocument/2006/bibliography" SelectedStyle="\APASixthEditionOfficeOnline.xsl" StyleName="APA" Version="6"/>
+</file>
+
+<file path=customXml/item2.xml><?xml version="1.0" encoding="utf-8"?>
+<p:properties xmlns:p="http://schemas.microsoft.com/office/2006/metadata/properties" xmlns:xsi="http://www.w3.org/2001/XMLSchema-instance" xmlns:pc="http://schemas.microsoft.com/office/infopath/2007/PartnerControls">
+  <documentManagement>
+    <_ip_UnifiedCompliancePolicyUIAction xmlns="http://schemas.microsoft.com/sharepoint/v3" xsi:nil="true"/>
+    <_ip_UnifiedCompliancePolicyProperties xmlns="http://schemas.microsoft.com/sharepoint/v3" xsi:nil="true"/>
+    <lcf76f155ced4ddcb4097134ff3c332f xmlns="44e1f549-b485-4cd1-bd61-8f08c37f2fed">
+      <Terms xmlns="http://schemas.microsoft.com/office/infopath/2007/PartnerControls"/>
+    </lcf76f155ced4ddcb4097134ff3c332f>
+    <TaxCatchAll xmlns="69665f79-f45d-410d-81dc-45cbf080aff1" xsi:nil="true"/>
+  </documentManagement>
+</p:properties>
+</file>
+
+<file path=customXml/item3.xml><?xml version="1.0" encoding="utf-8"?>
+<?mso-contentType ?>
+<FormTemplates xmlns="http://schemas.microsoft.com/sharepoint/v3/contenttype/forms">
+  <Display>DocumentLibraryForm</Display>
+  <Edit>DocumentLibraryForm</Edit>
+  <New>DocumentLibraryForm</New>
+</FormTemplates>
+</file>
+
+<file path=customXml/item4.xml><?xml version="1.0" encoding="utf-8"?>
 <ct:contentTypeSchema xmlns:ct="http://schemas.microsoft.com/office/2006/metadata/contentType" xmlns:ma="http://schemas.microsoft.com/office/2006/metadata/properties/metaAttributes" ct:_="" ma:_="" ma:contentTypeName="Documento" ma:contentTypeID="0x0101000AFA54F8B5D9A7439A74D6A91BE24472" ma:contentTypeVersion="21" ma:contentTypeDescription="Crear nuevo documento." ma:contentTypeScope="" ma:versionID="ac5c25c320cc0a3013ab5e61d25a43fd">
   <xsd:schema xmlns:xsd="http://www.w3.org/2001/XMLSchema" xmlns:xs="http://www.w3.org/2001/XMLSchema" xmlns:p="http://schemas.microsoft.com/office/2006/metadata/properties" xmlns:ns1="http://schemas.microsoft.com/sharepoint/v3" xmlns:ns2="44e1f549-b485-4cd1-bd61-8f08c37f2fed" xmlns:ns3="69665f79-f45d-410d-81dc-45cbf080aff1" targetNamespace="http://schemas.microsoft.com/office/2006/metadata/properties" ma:root="true" ma:fieldsID="ff07ebf8615d7009613386b69b7aae46" ns1:_="" ns2:_="" ns3:_="">
     <xsd:import namespace="http://schemas.microsoft.com/sharepoint/v3"/>
@@ -3634,33 +3652,35 @@
 </ct:contentTypeSchema>
 </file>
 
-<file path=customXml/item2.xml><?xml version="1.0" encoding="utf-8"?>
-<?mso-contentType ?>
-<FormTemplates xmlns="http://schemas.microsoft.com/sharepoint/v3/contenttype/forms">
-  <Display>DocumentLibraryForm</Display>
-  <Edit>DocumentLibraryForm</Edit>
-  <New>DocumentLibraryForm</New>
-</FormTemplates>
+<file path=customXml/itemProps1.xml><?xml version="1.0" encoding="utf-8"?>
+<ds:datastoreItem xmlns:ds="http://schemas.openxmlformats.org/officeDocument/2006/customXml" ds:itemID="{C2FD6576-094B-42EE-BEA2-50F4C6A310A7}">
+  <ds:schemaRefs>
+    <ds:schemaRef ds:uri="http://schemas.openxmlformats.org/officeDocument/2006/bibliography"/>
+  </ds:schemaRefs>
+</ds:datastoreItem>
 </file>
 
-<file path=customXml/item3.xml><?xml version="1.0" encoding="utf-8"?>
-<p:properties xmlns:p="http://schemas.microsoft.com/office/2006/metadata/properties" xmlns:xsi="http://www.w3.org/2001/XMLSchema-instance" xmlns:pc="http://schemas.microsoft.com/office/infopath/2007/PartnerControls">
-  <documentManagement>
-    <_ip_UnifiedCompliancePolicyUIAction xmlns="http://schemas.microsoft.com/sharepoint/v3" xsi:nil="true"/>
-    <_ip_UnifiedCompliancePolicyProperties xmlns="http://schemas.microsoft.com/sharepoint/v3" xsi:nil="true"/>
-    <lcf76f155ced4ddcb4097134ff3c332f xmlns="44e1f549-b485-4cd1-bd61-8f08c37f2fed">
-      <Terms xmlns="http://schemas.microsoft.com/office/infopath/2007/PartnerControls"/>
-    </lcf76f155ced4ddcb4097134ff3c332f>
-    <TaxCatchAll xmlns="69665f79-f45d-410d-81dc-45cbf080aff1" xsi:nil="true"/>
-  </documentManagement>
-</p:properties>
+<file path=customXml/itemProps2.xml><?xml version="1.0" encoding="utf-8"?>
+<ds:datastoreItem xmlns:ds="http://schemas.openxmlformats.org/officeDocument/2006/customXml" ds:itemID="{C51FA384-3228-4AD4-B4FC-5AD1D90E178E}">
+  <ds:schemaRefs>
+    <ds:schemaRef ds:uri="http://schemas.microsoft.com/office/2006/metadata/properties"/>
+    <ds:schemaRef ds:uri="http://schemas.microsoft.com/office/infopath/2007/PartnerControls"/>
+    <ds:schemaRef ds:uri="http://schemas.microsoft.com/sharepoint/v3"/>
+    <ds:schemaRef ds:uri="44e1f549-b485-4cd1-bd61-8f08c37f2fed"/>
+    <ds:schemaRef ds:uri="69665f79-f45d-410d-81dc-45cbf080aff1"/>
+  </ds:schemaRefs>
+</ds:datastoreItem>
 </file>
 
-<file path=customXml/item4.xml><?xml version="1.0" encoding="utf-8"?>
-<b:Sources xmlns:b="http://schemas.openxmlformats.org/officeDocument/2006/bibliography" xmlns="http://schemas.openxmlformats.org/officeDocument/2006/bibliography" SelectedStyle="\APASixthEditionOfficeOnline.xsl" StyleName="APA" Version="6"/>
+<file path=customXml/itemProps3.xml><?xml version="1.0" encoding="utf-8"?>
+<ds:datastoreItem xmlns:ds="http://schemas.openxmlformats.org/officeDocument/2006/customXml" ds:itemID="{5A937CC8-2CD8-4C6A-9956-D61DF9CEFA11}">
+  <ds:schemaRefs>
+    <ds:schemaRef ds:uri="http://schemas.microsoft.com/sharepoint/v3/contenttype/forms"/>
+  </ds:schemaRefs>
+</ds:datastoreItem>
 </file>
 
-<file path=customXml/itemProps1.xml><?xml version="1.0" encoding="utf-8"?>
+<file path=customXml/itemProps4.xml><?xml version="1.0" encoding="utf-8"?>
 <ds:datastoreItem xmlns:ds="http://schemas.openxmlformats.org/officeDocument/2006/customXml" ds:itemID="{255AFD34-51E2-4508-84E6-92173897A29D}">
   <ds:schemaRefs>
     <ds:schemaRef ds:uri="http://schemas.microsoft.com/office/2006/metadata/contentType"/>
@@ -3678,32 +3698,4 @@
     <ds:schemaRef ds:uri="http://schemas.microsoft.com/internal/obd"/>
   </ds:schemaRefs>
 </ds:datastoreItem>
-</file>
-
-<file path=customXml/itemProps2.xml><?xml version="1.0" encoding="utf-8"?>
-<ds:datastoreItem xmlns:ds="http://schemas.openxmlformats.org/officeDocument/2006/customXml" ds:itemID="{5A937CC8-2CD8-4C6A-9956-D61DF9CEFA11}">
-  <ds:schemaRefs>
-    <ds:schemaRef ds:uri="http://schemas.microsoft.com/sharepoint/v3/contenttype/forms"/>
-  </ds:schemaRefs>
-</ds:datastoreItem>
-</file>
-
-<file path=customXml/itemProps3.xml><?xml version="1.0" encoding="utf-8"?>
-<ds:datastoreItem xmlns:ds="http://schemas.openxmlformats.org/officeDocument/2006/customXml" ds:itemID="{C51FA384-3228-4AD4-B4FC-5AD1D90E178E}">
-  <ds:schemaRefs>
-    <ds:schemaRef ds:uri="http://schemas.microsoft.com/office/2006/metadata/properties"/>
-    <ds:schemaRef ds:uri="http://schemas.microsoft.com/office/infopath/2007/PartnerControls"/>
-    <ds:schemaRef ds:uri="http://schemas.microsoft.com/sharepoint/v3"/>
-    <ds:schemaRef ds:uri="44e1f549-b485-4cd1-bd61-8f08c37f2fed"/>
-    <ds:schemaRef ds:uri="69665f79-f45d-410d-81dc-45cbf080aff1"/>
-  </ds:schemaRefs>
-</ds:datastoreItem>
-</file>
-
-<file path=customXml/itemProps4.xml><?xml version="1.0" encoding="utf-8"?>
-<ds:datastoreItem xmlns:ds="http://schemas.openxmlformats.org/officeDocument/2006/customXml" ds:itemID="{C2FD6576-094B-42EE-BEA2-50F4C6A310A7}">
-  <ds:schemaRefs>
-    <ds:schemaRef ds:uri="http://schemas.openxmlformats.org/officeDocument/2006/bibliography"/>
-  </ds:schemaRefs>
-</ds:datastoreItem>
 </file>